--- a/docs/studyguides/addandsm.docx
+++ b/docs/studyguides/addandsm.docx
@@ -52,7 +52,7 @@
         </w:rPr>
         <w:t xml:space="preserve"> </w:t>
       </w:r>
-      <w:hyperlink r:id="rId20">
+      <w:hyperlink r:id="rId9">
         <w:r>
           <w:rPr>
             <w:rStyle w:val="Hyperlink"/>
@@ -70,7 +70,7 @@
         <w:t xml:space="preserve">.</w:t>
       </w:r>
     </w:p>
-    <w:bookmarkStart w:id="21" w:name="Xe17bfe3c48545b277df7d2024620c51bf6acb43"/>
+    <w:bookmarkStart w:id="10" w:name="Xe17bfe3c48545b277df7d2024620c51bf6acb43"/>
     <w:p>
       <w:pPr>
         <w:pStyle w:val="Heading1"/>
@@ -89,7 +89,7 @@
       <w:r>
         <w:t xml:space="preserve"> </w:t>
       </w:r>
-      <w:hyperlink r:id="rId20">
+      <w:hyperlink r:id="rId9">
         <w:r>
           <w:rPr>
             <w:rStyle w:val="Hyperlink"/>
@@ -220,7 +220,7 @@
       <w:r>
         <w:t xml:space="preserve"> </w:t>
       </w:r>
-      <w:hyperlink r:id="rId20">
+      <w:hyperlink r:id="rId9">
         <w:r>
           <w:rPr>
             <w:rStyle w:val="Hyperlink"/>
@@ -248,8 +248,8 @@
         <w:t xml:space="preserve">.</w:t>
       </w:r>
     </w:p>
-    <w:bookmarkEnd w:id="21"/>
-    <w:bookmarkStart w:id="50" w:name="vector-addition-and-subtraction"/>
+    <w:bookmarkEnd w:id="10"/>
+    <w:bookmarkStart w:id="39" w:name="vector-addition-and-subtraction"/>
     <w:p>
       <w:pPr>
         <w:pStyle w:val="Heading1"/>
@@ -258,7 +258,7 @@
         <w:t xml:space="preserve">Vector addition and subtraction</w:t>
       </w:r>
     </w:p>
-    <w:bookmarkStart w:id="44" w:name="definition-and-initial-examples"/>
+    <w:bookmarkStart w:id="33" w:name="definition-and-initial-examples"/>
     <w:p>
       <w:pPr>
         <w:pStyle w:val="Heading2"/>
@@ -461,7 +461,7 @@
       <w:tr>
         <w:tc>
           <w:tcPr/>
-          <w:bookmarkStart w:id="25" w:name="fig-1"/>
+          <w:bookmarkStart w:id="14" w:name="fig-1"/>
           <w:p>
             <w:pPr>
               <w:pStyle w:val="Compact"/>
@@ -472,18 +472,18 @@
                 <wp:inline>
                   <wp:extent cx="5755521" cy="1058135"/>
                   <wp:effectExtent b="0" l="0" r="0" t="0"/>
-                  <wp:docPr descr="" title="" id="23" name="Picture"/>
+                  <wp:docPr descr="" title="" id="12" name="Picture"/>
                   <a:graphic>
                     <a:graphicData uri="http://schemas.openxmlformats.org/drawingml/2006/picture">
                       <pic:pic>
                         <pic:nvPicPr>
-                          <pic:cNvPr descr="./FiguresPNG/17-1.png" id="24" name="Picture"/>
+                          <pic:cNvPr descr="./FiguresPNG/17-1.png" id="13" name="Picture"/>
                           <pic:cNvPicPr>
                             <a:picLocks noChangeArrowheads="1" noChangeAspect="1"/>
                           </pic:cNvPicPr>
                         </pic:nvPicPr>
                         <pic:blipFill>
-                          <a:blip r:embed="rId22"/>
+                          <a:blip r:embed="rId11"/>
                           <a:stretch>
                             <a:fillRect/>
                           </a:stretch>
@@ -523,7 +523,7 @@
               <w:t xml:space="preserve">Figure 1: Graphical representation of vector addition. The three steps are labelled.</w:t>
             </w:r>
           </w:p>
-          <w:bookmarkEnd w:id="25"/>
+          <w:bookmarkEnd w:id="14"/>
         </w:tc>
       </w:tr>
     </w:tbl>
@@ -899,18 +899,18 @@
                 <wp:inline>
                   <wp:extent cx="152400" cy="152400"/>
                   <wp:effectExtent b="0" l="0" r="0" t="0"/>
-                  <wp:docPr descr="" title="" id="27" name="Picture"/>
+                  <wp:docPr descr="" title="" id="16" name="Picture"/>
                   <a:graphic>
                     <a:graphicData uri="http://schemas.openxmlformats.org/drawingml/2006/picture">
                       <pic:pic>
                         <pic:nvPicPr>
-                          <pic:cNvPr descr="/Applications/quarto/share/formats/docx/note.png" id="28" name="Picture"/>
+                          <pic:cNvPr descr="/Applications/quarto/share/formats/docx/note.png" id="17" name="Picture"/>
                           <pic:cNvPicPr>
                             <a:picLocks noChangeArrowheads="1" noChangeAspect="1"/>
                           </pic:cNvPicPr>
                         </pic:nvPicPr>
                         <pic:blipFill>
-                          <a:blip r:embed="rId26"/>
+                          <a:blip r:embed="rId15"/>
                           <a:stretch>
                             <a:fillRect/>
                           </a:stretch>
@@ -1220,46 +1220,48 @@
                   </m:rPr>
                   <m:t>=</m:t>
                 </m:r>
-                <m:d>
-                  <m:dPr>
-                    <m:begChr m:val="("/>
-                    <m:sepChr m:val=""/>
-                    <m:endChr m:val=")"/>
-                    <m:grow/>
-                  </m:dPr>
+                <m:r>
+                  <m:rPr>
+                    <m:sty m:val="p"/>
+                  </m:rPr>
+                  <m:t>(</m:t>
+                </m:r>
+                <m:sSub>
                   <m:e>
-                    <m:sSub>
-                      <m:e>
-                        <m:r>
-                          <m:t>a</m:t>
-                        </m:r>
-                      </m:e>
-                      <m:sub>
-                        <m:r>
-                          <m:t>1</m:t>
-                        </m:r>
-                      </m:sub>
-                    </m:sSub>
-                    <m:r>
-                      <m:rPr>
-                        <m:sty m:val="p"/>
-                      </m:rPr>
-                      <m:t>+</m:t>
-                    </m:r>
-                    <m:sSub>
-                      <m:e>
-                        <m:r>
-                          <m:t>b</m:t>
-                        </m:r>
-                      </m:e>
-                      <m:sub>
-                        <m:r>
-                          <m:t>1</m:t>
-                        </m:r>
-                      </m:sub>
-                    </m:sSub>
+                    <m:r>
+                      <m:t>a</m:t>
+                    </m:r>
                   </m:e>
-                </m:d>
+                  <m:sub>
+                    <m:r>
+                      <m:t>1</m:t>
+                    </m:r>
+                  </m:sub>
+                </m:sSub>
+                <m:r>
+                  <m:rPr>
+                    <m:sty m:val="p"/>
+                  </m:rPr>
+                  <m:t>+</m:t>
+                </m:r>
+                <m:sSub>
+                  <m:e>
+                    <m:r>
+                      <m:t>b</m:t>
+                    </m:r>
+                  </m:e>
+                  <m:sub>
+                    <m:r>
+                      <m:t>1</m:t>
+                    </m:r>
+                  </m:sub>
+                </m:sSub>
+                <m:r>
+                  <m:rPr>
+                    <m:sty m:val="p"/>
+                  </m:rPr>
+                  <m:t>)</m:t>
+                </m:r>
                 <m:r>
                   <m:rPr>
                     <m:sty m:val="b"/>
@@ -1272,46 +1274,48 @@
                   </m:rPr>
                   <m:t>+</m:t>
                 </m:r>
-                <m:d>
-                  <m:dPr>
-                    <m:begChr m:val="("/>
-                    <m:sepChr m:val=""/>
-                    <m:endChr m:val=")"/>
-                    <m:grow/>
-                  </m:dPr>
+                <m:r>
+                  <m:rPr>
+                    <m:sty m:val="p"/>
+                  </m:rPr>
+                  <m:t>(</m:t>
+                </m:r>
+                <m:sSub>
                   <m:e>
-                    <m:sSub>
-                      <m:e>
-                        <m:r>
-                          <m:t>a</m:t>
-                        </m:r>
-                      </m:e>
-                      <m:sub>
-                        <m:r>
-                          <m:t>2</m:t>
-                        </m:r>
-                      </m:sub>
-                    </m:sSub>
-                    <m:r>
-                      <m:rPr>
-                        <m:sty m:val="p"/>
-                      </m:rPr>
-                      <m:t>+</m:t>
-                    </m:r>
-                    <m:sSub>
-                      <m:e>
-                        <m:r>
-                          <m:t>b</m:t>
-                        </m:r>
-                      </m:e>
-                      <m:sub>
-                        <m:r>
-                          <m:t>2</m:t>
-                        </m:r>
-                      </m:sub>
-                    </m:sSub>
+                    <m:r>
+                      <m:t>a</m:t>
+                    </m:r>
                   </m:e>
-                </m:d>
+                  <m:sub>
+                    <m:r>
+                      <m:t>2</m:t>
+                    </m:r>
+                  </m:sub>
+                </m:sSub>
+                <m:r>
+                  <m:rPr>
+                    <m:sty m:val="p"/>
+                  </m:rPr>
+                  <m:t>+</m:t>
+                </m:r>
+                <m:sSub>
+                  <m:e>
+                    <m:r>
+                      <m:t>b</m:t>
+                    </m:r>
+                  </m:e>
+                  <m:sub>
+                    <m:r>
+                      <m:t>2</m:t>
+                    </m:r>
+                  </m:sub>
+                </m:sSub>
+                <m:r>
+                  <m:rPr>
+                    <m:sty m:val="p"/>
+                  </m:rPr>
+                  <m:t>)</m:t>
+                </m:r>
                 <m:r>
                   <m:rPr>
                     <m:sty m:val="b"/>
@@ -1324,46 +1328,48 @@
                   </m:rPr>
                   <m:t>+</m:t>
                 </m:r>
-                <m:d>
-                  <m:dPr>
-                    <m:begChr m:val="("/>
-                    <m:sepChr m:val=""/>
-                    <m:endChr m:val=")"/>
-                    <m:grow/>
-                  </m:dPr>
+                <m:r>
+                  <m:rPr>
+                    <m:sty m:val="p"/>
+                  </m:rPr>
+                  <m:t>(</m:t>
+                </m:r>
+                <m:sSub>
                   <m:e>
-                    <m:sSub>
-                      <m:e>
-                        <m:r>
-                          <m:t>a</m:t>
-                        </m:r>
-                      </m:e>
-                      <m:sub>
-                        <m:r>
-                          <m:t>3</m:t>
-                        </m:r>
-                      </m:sub>
-                    </m:sSub>
-                    <m:r>
-                      <m:rPr>
-                        <m:sty m:val="p"/>
-                      </m:rPr>
-                      <m:t>+</m:t>
-                    </m:r>
-                    <m:sSub>
-                      <m:e>
-                        <m:r>
-                          <m:t>b</m:t>
-                        </m:r>
-                      </m:e>
-                      <m:sub>
-                        <m:r>
-                          <m:t>3</m:t>
-                        </m:r>
-                      </m:sub>
-                    </m:sSub>
+                    <m:r>
+                      <m:t>a</m:t>
+                    </m:r>
                   </m:e>
-                </m:d>
+                  <m:sub>
+                    <m:r>
+                      <m:t>3</m:t>
+                    </m:r>
+                  </m:sub>
+                </m:sSub>
+                <m:r>
+                  <m:rPr>
+                    <m:sty m:val="p"/>
+                  </m:rPr>
+                  <m:t>+</m:t>
+                </m:r>
+                <m:sSub>
+                  <m:e>
+                    <m:r>
+                      <m:t>b</m:t>
+                    </m:r>
+                  </m:e>
+                  <m:sub>
+                    <m:r>
+                      <m:t>3</m:t>
+                    </m:r>
+                  </m:sub>
+                </m:sSub>
+                <m:r>
+                  <m:rPr>
+                    <m:sty m:val="p"/>
+                  </m:rPr>
+                  <m:t>)</m:t>
+                </m:r>
                 <m:r>
                   <m:rPr>
                     <m:sty m:val="b"/>
@@ -1797,18 +1803,18 @@
                 <wp:inline>
                   <wp:extent cx="152400" cy="152400"/>
                   <wp:effectExtent b="0" l="0" r="0" t="0"/>
-                  <wp:docPr descr="" title="" id="29" name="Picture"/>
+                  <wp:docPr descr="" title="" id="18" name="Picture"/>
                   <a:graphic>
                     <a:graphicData uri="http://schemas.openxmlformats.org/drawingml/2006/picture">
                       <pic:pic>
                         <pic:nvPicPr>
-                          <pic:cNvPr descr="/Applications/quarto/share/formats/docx/note.png" id="30" name="Picture"/>
+                          <pic:cNvPr descr="/Applications/quarto/share/formats/docx/note.png" id="19" name="Picture"/>
                           <pic:cNvPicPr>
                             <a:picLocks noChangeArrowheads="1" noChangeAspect="1"/>
                           </pic:cNvPicPr>
                         </pic:nvPicPr>
                         <pic:blipFill>
-                          <a:blip r:embed="rId26"/>
+                          <a:blip r:embed="rId15"/>
                           <a:stretch>
                             <a:fillRect/>
                           </a:stretch>
@@ -2001,323 +2007,314 @@
                 <m:jc m:val="center"/>
               </m:oMathParaPr>
               <m:oMath>
-                <m:m>
-                  <m:mPr>
-                    <m:baseJc m:val="center"/>
-                    <m:plcHide m:val="on"/>
-                    <m:mcs>
-                      <m:mc>
-                        <m:mcPr>
-                          <m:mcJc m:val="right"/>
-                          <m:count m:val="1"/>
-                        </m:mcPr>
-                      </m:mc>
-                      <m:mc>
-                        <m:mcPr>
-                          <m:mcJc m:val="left"/>
-                          <m:count m:val="1"/>
-                        </m:mcPr>
-                      </m:mc>
-                    </m:mcs>
-                  </m:mPr>
-                  <m:mr>
-                    <m:e>
-                      <m:r>
-                        <m:rPr>
-                          <m:sty m:val="b"/>
-                        </m:rPr>
-                        <m:t>a</m:t>
-                      </m:r>
-                      <m:r>
-                        <m:rPr>
-                          <m:sty m:val="p"/>
-                        </m:rPr>
-                        <m:t>+</m:t>
-                      </m:r>
-                      <m:r>
-                        <m:rPr>
-                          <m:sty m:val="b"/>
-                        </m:rPr>
-                        <m:t>b</m:t>
-                      </m:r>
-                    </m:e>
-                    <m:e>
-                      <m:r>
-                        <m:rPr>
-                          <m:sty m:val="p"/>
-                        </m:rPr>
-                        <m:t>=</m:t>
-                      </m:r>
-                      <m:d>
-                        <m:dPr>
-                          <m:begChr m:val="("/>
-                          <m:sepChr m:val=""/>
-                          <m:endChr m:val=")"/>
-                          <m:grow/>
-                        </m:dPr>
-                        <m:e>
-                          <m:r>
-                            <m:t>3</m:t>
-                          </m:r>
-                          <m:r>
-                            <m:rPr>
-                              <m:sty m:val="b"/>
-                            </m:rPr>
-                            <m:t>i</m:t>
-                          </m:r>
-                          <m:r>
-                            <m:rPr>
-                              <m:sty m:val="p"/>
-                            </m:rPr>
-                            <m:t>+</m:t>
-                          </m:r>
-                          <m:r>
-                            <m:t>4</m:t>
-                          </m:r>
-                          <m:r>
-                            <m:rPr>
-                              <m:sty m:val="b"/>
-                            </m:rPr>
-                            <m:t>j</m:t>
-                          </m:r>
-                          <m:r>
-                            <m:rPr>
-                              <m:sty m:val="p"/>
-                            </m:rPr>
-                            <m:t>−</m:t>
-                          </m:r>
-                          <m:r>
-                            <m:t>8</m:t>
-                          </m:r>
-                          <m:r>
-                            <m:rPr>
-                              <m:sty m:val="b"/>
-                            </m:rPr>
-                            <m:t>k</m:t>
-                          </m:r>
-                        </m:e>
-                      </m:d>
-                      <m:r>
-                        <m:rPr>
-                          <m:sty m:val="p"/>
-                        </m:rPr>
-                        <m:t>+</m:t>
-                      </m:r>
-                      <m:d>
-                        <m:dPr>
-                          <m:begChr m:val="("/>
-                          <m:sepChr m:val=""/>
-                          <m:endChr m:val=")"/>
-                          <m:grow/>
-                        </m:dPr>
-                        <m:e>
-                          <m:r>
-                            <m:t>2</m:t>
-                          </m:r>
-                          <m:r>
-                            <m:rPr>
-                              <m:sty m:val="b"/>
-                            </m:rPr>
-                            <m:t>i</m:t>
-                          </m:r>
-                          <m:r>
-                            <m:rPr>
-                              <m:sty m:val="p"/>
-                            </m:rPr>
-                            <m:t>+</m:t>
-                          </m:r>
-                          <m:r>
-                            <m:t>8</m:t>
-                          </m:r>
-                          <m:r>
-                            <m:rPr>
-                              <m:sty m:val="b"/>
-                            </m:rPr>
-                            <m:t>j</m:t>
-                          </m:r>
-                          <m:r>
-                            <m:rPr>
-                              <m:sty m:val="p"/>
-                            </m:rPr>
-                            <m:t>+</m:t>
-                          </m:r>
-                          <m:r>
-                            <m:t>12</m:t>
-                          </m:r>
-                          <m:r>
-                            <m:rPr>
-                              <m:sty m:val="b"/>
-                            </m:rPr>
-                            <m:t>k</m:t>
-                          </m:r>
-                        </m:e>
-                      </m:d>
-                    </m:e>
-                  </m:mr>
-                  <m:mr>
-                    <m:e/>
-                    <m:e>
-                      <m:r>
-                        <m:rPr>
-                          <m:sty m:val="p"/>
-                        </m:rPr>
-                        <m:t>=</m:t>
-                      </m:r>
-                      <m:d>
-                        <m:dPr>
-                          <m:begChr m:val="("/>
-                          <m:sepChr m:val=""/>
-                          <m:endChr m:val=")"/>
-                          <m:grow/>
-                        </m:dPr>
-                        <m:e>
-                          <m:r>
-                            <m:t>3</m:t>
-                          </m:r>
-                          <m:r>
-                            <m:rPr>
-                              <m:sty m:val="p"/>
-                            </m:rPr>
-                            <m:t>+</m:t>
-                          </m:r>
-                          <m:r>
-                            <m:t>2</m:t>
-                          </m:r>
-                        </m:e>
-                      </m:d>
-                      <m:r>
-                        <m:rPr>
-                          <m:sty m:val="b"/>
-                        </m:rPr>
-                        <m:t>i</m:t>
-                      </m:r>
-                      <m:r>
-                        <m:rPr>
-                          <m:sty m:val="p"/>
-                        </m:rPr>
-                        <m:t>+</m:t>
-                      </m:r>
-                      <m:d>
-                        <m:dPr>
-                          <m:begChr m:val="("/>
-                          <m:sepChr m:val=""/>
-                          <m:endChr m:val=")"/>
-                          <m:grow/>
-                        </m:dPr>
-                        <m:e>
-                          <m:r>
-                            <m:t>4</m:t>
-                          </m:r>
-                          <m:r>
-                            <m:rPr>
-                              <m:sty m:val="p"/>
-                            </m:rPr>
-                            <m:t>+</m:t>
-                          </m:r>
-                          <m:r>
-                            <m:t>8</m:t>
-                          </m:r>
-                        </m:e>
-                      </m:d>
-                      <m:r>
-                        <m:rPr>
-                          <m:sty m:val="b"/>
-                        </m:rPr>
-                        <m:t>j</m:t>
-                      </m:r>
-                      <m:r>
-                        <m:rPr>
-                          <m:sty m:val="p"/>
-                        </m:rPr>
-                        <m:t>+</m:t>
-                      </m:r>
-                      <m:d>
-                        <m:dPr>
-                          <m:begChr m:val="("/>
-                          <m:sepChr m:val=""/>
-                          <m:endChr m:val=")"/>
-                          <m:grow/>
-                        </m:dPr>
-                        <m:e>
-                          <m:r>
-                            <m:rPr>
-                              <m:sty m:val="p"/>
-                            </m:rPr>
-                            <m:t>−</m:t>
-                          </m:r>
-                          <m:r>
-                            <m:t>8</m:t>
-                          </m:r>
-                          <m:r>
-                            <m:rPr>
-                              <m:sty m:val="p"/>
-                            </m:rPr>
-                            <m:t>+</m:t>
-                          </m:r>
-                          <m:r>
-                            <m:t>12</m:t>
-                          </m:r>
-                        </m:e>
-                      </m:d>
-                      <m:r>
-                        <m:rPr>
-                          <m:sty m:val="b"/>
-                        </m:rPr>
-                        <m:t>k</m:t>
-                      </m:r>
-                    </m:e>
-                  </m:mr>
-                  <m:mr>
-                    <m:e/>
-                    <m:e>
-                      <m:r>
-                        <m:rPr>
-                          <m:sty m:val="p"/>
-                        </m:rPr>
-                        <m:t>=</m:t>
-                      </m:r>
-                      <m:r>
-                        <m:t>5</m:t>
-                      </m:r>
-                      <m:r>
-                        <m:rPr>
-                          <m:sty m:val="b"/>
-                        </m:rPr>
-                        <m:t>i</m:t>
-                      </m:r>
-                      <m:r>
-                        <m:rPr>
-                          <m:sty m:val="p"/>
-                        </m:rPr>
-                        <m:t>+</m:t>
-                      </m:r>
-                      <m:r>
-                        <m:t>12</m:t>
-                      </m:r>
-                      <m:r>
-                        <m:rPr>
-                          <m:sty m:val="b"/>
-                        </m:rPr>
-                        <m:t>j</m:t>
-                      </m:r>
-                      <m:r>
-                        <m:rPr>
-                          <m:sty m:val="p"/>
-                        </m:rPr>
-                        <m:t>+</m:t>
-                      </m:r>
-                      <m:r>
-                        <m:t>4</m:t>
-                      </m:r>
-                      <m:r>
-                        <m:rPr>
-                          <m:sty m:val="b"/>
-                        </m:rPr>
-                        <m:t>k</m:t>
-                      </m:r>
-                    </m:e>
-                  </m:mr>
-                </m:m>
+                <m:eqArr>
+                  <m:e>
+                    <m:r>
+                      <m:rPr>
+                        <m:sty m:val="b"/>
+                      </m:rPr>
+                      <m:t>a</m:t>
+                    </m:r>
+                    <m:r>
+                      <m:rPr>
+                        <m:sty m:val="p"/>
+                      </m:rPr>
+                      <m:t>+</m:t>
+                    </m:r>
+                    <m:r>
+                      <m:rPr>
+                        <m:sty m:val="b"/>
+                      </m:rPr>
+                      <m:t>b</m:t>
+                    </m:r>
+                    <m:r>
+                      <m:t>&amp;</m:t>
+                    </m:r>
+                    <m:r>
+                      <m:rPr>
+                        <m:sty m:val="p"/>
+                      </m:rPr>
+                      <m:t>=</m:t>
+                    </m:r>
+                    <m:r>
+                      <m:rPr>
+                        <m:sty m:val="p"/>
+                      </m:rPr>
+                      <m:t>(</m:t>
+                    </m:r>
+                    <m:r>
+                      <m:t>3</m:t>
+                    </m:r>
+                    <m:r>
+                      <m:rPr>
+                        <m:sty m:val="b"/>
+                      </m:rPr>
+                      <m:t>i</m:t>
+                    </m:r>
+                    <m:r>
+                      <m:rPr>
+                        <m:sty m:val="p"/>
+                      </m:rPr>
+                      <m:t>+</m:t>
+                    </m:r>
+                    <m:r>
+                      <m:t>4</m:t>
+                    </m:r>
+                    <m:r>
+                      <m:rPr>
+                        <m:sty m:val="b"/>
+                      </m:rPr>
+                      <m:t>j</m:t>
+                    </m:r>
+                    <m:r>
+                      <m:rPr>
+                        <m:sty m:val="p"/>
+                      </m:rPr>
+                      <m:t>−</m:t>
+                    </m:r>
+                    <m:r>
+                      <m:t>8</m:t>
+                    </m:r>
+                    <m:r>
+                      <m:rPr>
+                        <m:sty m:val="b"/>
+                      </m:rPr>
+                      <m:t>k</m:t>
+                    </m:r>
+                    <m:r>
+                      <m:rPr>
+                        <m:sty m:val="p"/>
+                      </m:rPr>
+                      <m:t>)</m:t>
+                    </m:r>
+                    <m:r>
+                      <m:rPr>
+                        <m:sty m:val="p"/>
+                      </m:rPr>
+                      <m:t>+</m:t>
+                    </m:r>
+                    <m:r>
+                      <m:rPr>
+                        <m:sty m:val="p"/>
+                      </m:rPr>
+                      <m:t>(</m:t>
+                    </m:r>
+                    <m:r>
+                      <m:t>2</m:t>
+                    </m:r>
+                    <m:r>
+                      <m:rPr>
+                        <m:sty m:val="b"/>
+                      </m:rPr>
+                      <m:t>i</m:t>
+                    </m:r>
+                    <m:r>
+                      <m:rPr>
+                        <m:sty m:val="p"/>
+                      </m:rPr>
+                      <m:t>+</m:t>
+                    </m:r>
+                    <m:r>
+                      <m:t>8</m:t>
+                    </m:r>
+                    <m:r>
+                      <m:rPr>
+                        <m:sty m:val="b"/>
+                      </m:rPr>
+                      <m:t>j</m:t>
+                    </m:r>
+                    <m:r>
+                      <m:rPr>
+                        <m:sty m:val="p"/>
+                      </m:rPr>
+                      <m:t>+</m:t>
+                    </m:r>
+                    <m:r>
+                      <m:t>12</m:t>
+                    </m:r>
+                    <m:r>
+                      <m:rPr>
+                        <m:sty m:val="b"/>
+                      </m:rPr>
+                      <m:t>k</m:t>
+                    </m:r>
+                    <m:r>
+                      <m:rPr>
+                        <m:sty m:val="p"/>
+                      </m:rPr>
+                      <m:t>)</m:t>
+                    </m:r>
+                  </m:e>
+                  <m:e>
+                    <m:r>
+                      <m:t>&amp;</m:t>
+                    </m:r>
+                    <m:r>
+                      <m:rPr>
+                        <m:sty m:val="p"/>
+                      </m:rPr>
+                      <m:t>=</m:t>
+                    </m:r>
+                    <m:r>
+                      <m:rPr>
+                        <m:sty m:val="p"/>
+                      </m:rPr>
+                      <m:t>(</m:t>
+                    </m:r>
+                    <m:r>
+                      <m:t>3</m:t>
+                    </m:r>
+                    <m:r>
+                      <m:rPr>
+                        <m:sty m:val="p"/>
+                      </m:rPr>
+                      <m:t>+</m:t>
+                    </m:r>
+                    <m:r>
+                      <m:t>2</m:t>
+                    </m:r>
+                    <m:r>
+                      <m:rPr>
+                        <m:sty m:val="p"/>
+                      </m:rPr>
+                      <m:t>)</m:t>
+                    </m:r>
+                    <m:r>
+                      <m:rPr>
+                        <m:sty m:val="b"/>
+                      </m:rPr>
+                      <m:t>i</m:t>
+                    </m:r>
+                    <m:r>
+                      <m:rPr>
+                        <m:sty m:val="p"/>
+                      </m:rPr>
+                      <m:t>+</m:t>
+                    </m:r>
+                    <m:r>
+                      <m:rPr>
+                        <m:sty m:val="p"/>
+                      </m:rPr>
+                      <m:t>(</m:t>
+                    </m:r>
+                    <m:r>
+                      <m:t>4</m:t>
+                    </m:r>
+                    <m:r>
+                      <m:rPr>
+                        <m:sty m:val="p"/>
+                      </m:rPr>
+                      <m:t>+</m:t>
+                    </m:r>
+                    <m:r>
+                      <m:t>8</m:t>
+                    </m:r>
+                    <m:r>
+                      <m:rPr>
+                        <m:sty m:val="p"/>
+                      </m:rPr>
+                      <m:t>)</m:t>
+                    </m:r>
+                    <m:r>
+                      <m:rPr>
+                        <m:sty m:val="b"/>
+                      </m:rPr>
+                      <m:t>j</m:t>
+                    </m:r>
+                    <m:r>
+                      <m:rPr>
+                        <m:sty m:val="p"/>
+                      </m:rPr>
+                      <m:t>+</m:t>
+                    </m:r>
+                    <m:r>
+                      <m:rPr>
+                        <m:sty m:val="p"/>
+                      </m:rPr>
+                      <m:t>(</m:t>
+                    </m:r>
+                    <m:r>
+                      <m:rPr>
+                        <m:sty m:val="p"/>
+                      </m:rPr>
+                      <m:t>−</m:t>
+                    </m:r>
+                    <m:r>
+                      <m:t>8</m:t>
+                    </m:r>
+                    <m:r>
+                      <m:rPr>
+                        <m:sty m:val="p"/>
+                      </m:rPr>
+                      <m:t>+</m:t>
+                    </m:r>
+                    <m:r>
+                      <m:t>12</m:t>
+                    </m:r>
+                    <m:r>
+                      <m:rPr>
+                        <m:sty m:val="p"/>
+                      </m:rPr>
+                      <m:t>)</m:t>
+                    </m:r>
+                    <m:r>
+                      <m:rPr>
+                        <m:sty m:val="b"/>
+                      </m:rPr>
+                      <m:t>k</m:t>
+                    </m:r>
+                  </m:e>
+                  <m:e>
+                    <m:r>
+                      <m:t>&amp;</m:t>
+                    </m:r>
+                    <m:r>
+                      <m:rPr>
+                        <m:sty m:val="p"/>
+                      </m:rPr>
+                      <m:t>=</m:t>
+                    </m:r>
+                    <m:r>
+                      <m:t>5</m:t>
+                    </m:r>
+                    <m:r>
+                      <m:rPr>
+                        <m:sty m:val="b"/>
+                      </m:rPr>
+                      <m:t>i</m:t>
+                    </m:r>
+                    <m:r>
+                      <m:rPr>
+                        <m:sty m:val="p"/>
+                      </m:rPr>
+                      <m:t>+</m:t>
+                    </m:r>
+                    <m:r>
+                      <m:t>12</m:t>
+                    </m:r>
+                    <m:r>
+                      <m:rPr>
+                        <m:sty m:val="b"/>
+                      </m:rPr>
+                      <m:t>j</m:t>
+                    </m:r>
+                    <m:r>
+                      <m:rPr>
+                        <m:sty m:val="p"/>
+                      </m:rPr>
+                      <m:t>+</m:t>
+                    </m:r>
+                    <m:r>
+                      <m:t>4</m:t>
+                    </m:r>
+                    <m:r>
+                      <m:rPr>
+                        <m:sty m:val="b"/>
+                      </m:rPr>
+                      <m:t>k</m:t>
+                    </m:r>
+                  </m:e>
+                </m:eqArr>
               </m:oMath>
             </m:oMathPara>
           </w:p>
@@ -2372,18 +2369,18 @@
                 <wp:inline>
                   <wp:extent cx="152400" cy="152400"/>
                   <wp:effectExtent b="0" l="0" r="0" t="0"/>
-                  <wp:docPr descr="" title="" id="31" name="Picture"/>
+                  <wp:docPr descr="" title="" id="20" name="Picture"/>
                   <a:graphic>
                     <a:graphicData uri="http://schemas.openxmlformats.org/drawingml/2006/picture">
                       <pic:pic>
                         <pic:nvPicPr>
-                          <pic:cNvPr descr="/Applications/quarto/share/formats/docx/note.png" id="32" name="Picture"/>
+                          <pic:cNvPr descr="/Applications/quarto/share/formats/docx/note.png" id="21" name="Picture"/>
                           <pic:cNvPicPr>
                             <a:picLocks noChangeArrowheads="1" noChangeAspect="1"/>
                           </pic:cNvPicPr>
                         </pic:nvPicPr>
                         <pic:blipFill>
-                          <a:blip r:embed="rId26"/>
+                          <a:blip r:embed="rId15"/>
                           <a:stretch>
                             <a:fillRect/>
                           </a:stretch>
@@ -2891,7 +2888,7 @@
       <w:r>
         <w:t xml:space="preserve"> </w:t>
       </w:r>
-      <w:hyperlink r:id="rId20">
+      <w:hyperlink r:id="rId9">
         <w:r>
           <w:rPr>
             <w:rStyle w:val="Hyperlink"/>
@@ -2948,28 +2945,30 @@
             </m:rPr>
             <m:t>+</m:t>
           </m:r>
-          <m:d>
-            <m:dPr>
-              <m:begChr m:val="("/>
-              <m:sepChr m:val=""/>
-              <m:endChr m:val=")"/>
-              <m:grow/>
-            </m:dPr>
-            <m:e>
-              <m:r>
-                <m:rPr>
-                  <m:sty m:val="p"/>
-                </m:rPr>
-                <m:t>−</m:t>
-              </m:r>
-              <m:r>
-                <m:rPr>
-                  <m:sty m:val="b"/>
-                </m:rPr>
-                <m:t>v</m:t>
-              </m:r>
-            </m:e>
-          </m:d>
+          <m:r>
+            <m:rPr>
+              <m:sty m:val="p"/>
+            </m:rPr>
+            <m:t>(</m:t>
+          </m:r>
+          <m:r>
+            <m:rPr>
+              <m:sty m:val="p"/>
+            </m:rPr>
+            <m:t>−</m:t>
+          </m:r>
+          <m:r>
+            <m:rPr>
+              <m:sty m:val="b"/>
+            </m:rPr>
+            <m:t>v</m:t>
+          </m:r>
+          <m:r>
+            <m:rPr>
+              <m:sty m:val="p"/>
+            </m:rPr>
+            <m:t>)</m:t>
+          </m:r>
           <m:r>
             <m:rPr>
               <m:sty m:val="p"/>
@@ -3067,28 +3066,30 @@
           </m:rPr>
           <m:t>+</m:t>
         </m:r>
-        <m:d>
-          <m:dPr>
-            <m:begChr m:val="("/>
-            <m:sepChr m:val=""/>
-            <m:endChr m:val=")"/>
-            <m:grow/>
-          </m:dPr>
-          <m:e>
-            <m:r>
-              <m:rPr>
-                <m:sty m:val="p"/>
-              </m:rPr>
-              <m:t>−</m:t>
-            </m:r>
-            <m:r>
-              <m:rPr>
-                <m:sty m:val="b"/>
-              </m:rPr>
-              <m:t>v</m:t>
-            </m:r>
-          </m:e>
-        </m:d>
+        <m:r>
+          <m:rPr>
+            <m:sty m:val="p"/>
+          </m:rPr>
+          <m:t>(</m:t>
+        </m:r>
+        <m:r>
+          <m:rPr>
+            <m:sty m:val="p"/>
+          </m:rPr>
+          <m:t>−</m:t>
+        </m:r>
+        <m:r>
+          <m:rPr>
+            <m:sty m:val="b"/>
+          </m:rPr>
+          <m:t>v</m:t>
+        </m:r>
+        <m:r>
+          <m:rPr>
+            <m:sty m:val="p"/>
+          </m:rPr>
+          <m:t>)</m:t>
+        </m:r>
       </m:oMath>
       <w:r>
         <w:t xml:space="preserve"> </w:t>
@@ -3127,7 +3128,7 @@
       <w:tr>
         <w:tc>
           <w:tcPr/>
-          <w:bookmarkStart w:id="36" w:name="fig-2"/>
+          <w:bookmarkStart w:id="25" w:name="fig-2"/>
           <w:p>
             <w:pPr>
               <w:pStyle w:val="Compact"/>
@@ -3138,18 +3139,18 @@
                 <wp:inline>
                   <wp:extent cx="5755521" cy="3049019"/>
                   <wp:effectExtent b="0" l="0" r="0" t="0"/>
-                  <wp:docPr descr="" title="" id="34" name="Picture"/>
+                  <wp:docPr descr="" title="" id="23" name="Picture"/>
                   <a:graphic>
                     <a:graphicData uri="http://schemas.openxmlformats.org/drawingml/2006/picture">
                       <pic:pic>
                         <pic:nvPicPr>
-                          <pic:cNvPr descr="./FiguresPNG/18-2.png" id="35" name="Picture"/>
+                          <pic:cNvPr descr="./FiguresPNG/18-2.png" id="24" name="Picture"/>
                           <pic:cNvPicPr>
                             <a:picLocks noChangeArrowheads="1" noChangeAspect="1"/>
                           </pic:cNvPicPr>
                         </pic:nvPicPr>
                         <pic:blipFill>
-                          <a:blip r:embed="rId33"/>
+                          <a:blip r:embed="rId22"/>
                           <a:stretch>
                             <a:fillRect/>
                           </a:stretch>
@@ -3189,7 +3190,7 @@
               <w:t xml:space="preserve">Figure 2: Graphical representation of vector subtraction</w:t>
             </w:r>
           </w:p>
-          <w:bookmarkEnd w:id="36"/>
+          <w:bookmarkEnd w:id="25"/>
         </w:tc>
       </w:tr>
     </w:tbl>
@@ -3241,18 +3242,18 @@
                 <wp:inline>
                   <wp:extent cx="152400" cy="152400"/>
                   <wp:effectExtent b="0" l="0" r="0" t="0"/>
-                  <wp:docPr descr="" title="" id="37" name="Picture"/>
+                  <wp:docPr descr="" title="" id="26" name="Picture"/>
                   <a:graphic>
                     <a:graphicData uri="http://schemas.openxmlformats.org/drawingml/2006/picture">
                       <pic:pic>
                         <pic:nvPicPr>
-                          <pic:cNvPr descr="/Applications/quarto/share/formats/docx/note.png" id="38" name="Picture"/>
+                          <pic:cNvPr descr="/Applications/quarto/share/formats/docx/note.png" id="27" name="Picture"/>
                           <pic:cNvPicPr>
                             <a:picLocks noChangeArrowheads="1" noChangeAspect="1"/>
                           </pic:cNvPicPr>
                         </pic:nvPicPr>
                         <pic:blipFill>
-                          <a:blip r:embed="rId26"/>
+                          <a:blip r:embed="rId15"/>
                           <a:stretch>
                             <a:fillRect/>
                           </a:stretch>
@@ -3430,359 +3431,352 @@
                 <m:jc m:val="center"/>
               </m:oMathParaPr>
               <m:oMath>
-                <m:m>
-                  <m:mPr>
-                    <m:baseJc m:val="center"/>
-                    <m:plcHide m:val="on"/>
-                    <m:mcs>
-                      <m:mc>
-                        <m:mcPr>
-                          <m:mcJc m:val="right"/>
-                          <m:count m:val="1"/>
-                        </m:mcPr>
-                      </m:mc>
-                      <m:mc>
-                        <m:mcPr>
-                          <m:mcJc m:val="left"/>
-                          <m:count m:val="1"/>
-                        </m:mcPr>
-                      </m:mc>
-                    </m:mcs>
-                  </m:mPr>
-                  <m:mr>
-                    <m:e>
-                      <m:r>
-                        <m:rPr>
-                          <m:sty m:val="b"/>
-                        </m:rPr>
-                        <m:t>a</m:t>
-                      </m:r>
-                      <m:r>
-                        <m:rPr>
-                          <m:sty m:val="p"/>
-                        </m:rPr>
-                        <m:t>−</m:t>
-                      </m:r>
-                      <m:r>
-                        <m:rPr>
-                          <m:sty m:val="b"/>
-                        </m:rPr>
-                        <m:t>b</m:t>
-                      </m:r>
-                    </m:e>
-                    <m:e>
-                      <m:r>
-                        <m:rPr>
-                          <m:sty m:val="p"/>
-                        </m:rPr>
-                        <m:t>=</m:t>
-                      </m:r>
-                      <m:r>
-                        <m:rPr>
-                          <m:sty m:val="b"/>
-                        </m:rPr>
-                        <m:t>a</m:t>
-                      </m:r>
-                      <m:r>
-                        <m:rPr>
-                          <m:sty m:val="p"/>
-                        </m:rPr>
-                        <m:t>+</m:t>
-                      </m:r>
-                      <m:d>
-                        <m:dPr>
-                          <m:begChr m:val="("/>
-                          <m:sepChr m:val=""/>
-                          <m:endChr m:val=")"/>
-                          <m:grow/>
-                        </m:dPr>
-                        <m:e>
-                          <m:r>
-                            <m:rPr>
-                              <m:sty m:val="p"/>
-                            </m:rPr>
-                            <m:t>−</m:t>
-                          </m:r>
-                          <m:r>
-                            <m:rPr>
-                              <m:sty m:val="b"/>
-                            </m:rPr>
-                            <m:t>b</m:t>
-                          </m:r>
-                        </m:e>
-                      </m:d>
-                    </m:e>
-                  </m:mr>
-                  <m:mr>
-                    <m:e/>
-                    <m:e>
-                      <m:r>
-                        <m:rPr>
-                          <m:sty m:val="p"/>
-                        </m:rPr>
-                        <m:t>=</m:t>
-                      </m:r>
-                      <m:d>
-                        <m:dPr>
-                          <m:begChr m:val="("/>
-                          <m:sepChr m:val=""/>
-                          <m:endChr m:val=")"/>
-                          <m:grow/>
-                        </m:dPr>
-                        <m:e>
-                          <m:r>
-                            <m:t>3</m:t>
-                          </m:r>
-                          <m:r>
-                            <m:rPr>
-                              <m:sty m:val="b"/>
-                            </m:rPr>
-                            <m:t>i</m:t>
-                          </m:r>
-                          <m:r>
-                            <m:rPr>
-                              <m:sty m:val="p"/>
-                            </m:rPr>
-                            <m:t>+</m:t>
-                          </m:r>
-                          <m:r>
-                            <m:t>4</m:t>
-                          </m:r>
-                          <m:r>
-                            <m:rPr>
-                              <m:sty m:val="b"/>
-                            </m:rPr>
-                            <m:t>j</m:t>
-                          </m:r>
-                          <m:r>
-                            <m:rPr>
-                              <m:sty m:val="p"/>
-                            </m:rPr>
-                            <m:t>+</m:t>
-                          </m:r>
-                          <m:r>
-                            <m:t>3</m:t>
-                          </m:r>
-                          <m:r>
-                            <m:rPr>
-                              <m:sty m:val="b"/>
-                            </m:rPr>
-                            <m:t>k</m:t>
-                          </m:r>
-                        </m:e>
-                      </m:d>
-                      <m:r>
-                        <m:rPr>
-                          <m:sty m:val="p"/>
-                        </m:rPr>
-                        <m:t>+</m:t>
-                      </m:r>
-                      <m:d>
-                        <m:dPr>
-                          <m:begChr m:val="("/>
-                          <m:sepChr m:val=""/>
-                          <m:endChr m:val=")"/>
-                          <m:grow/>
-                        </m:dPr>
-                        <m:e>
-                          <m:r>
-                            <m:rPr>
-                              <m:sty m:val="p"/>
-                            </m:rPr>
-                            <m:t>−</m:t>
-                          </m:r>
-                          <m:r>
-                            <m:t>5</m:t>
-                          </m:r>
-                          <m:r>
-                            <m:rPr>
-                              <m:sty m:val="b"/>
-                            </m:rPr>
-                            <m:t>i</m:t>
-                          </m:r>
-                          <m:r>
-                            <m:rPr>
-                              <m:sty m:val="p"/>
-                            </m:rPr>
-                            <m:t>+</m:t>
-                          </m:r>
-                          <m:r>
-                            <m:t>6</m:t>
-                          </m:r>
-                          <m:r>
-                            <m:rPr>
-                              <m:sty m:val="b"/>
-                            </m:rPr>
-                            <m:t>j</m:t>
-                          </m:r>
-                        </m:e>
-                      </m:d>
-                    </m:e>
-                  </m:mr>
-                  <m:mr>
-                    <m:e/>
-                    <m:e>
-                      <m:r>
-                        <m:rPr>
-                          <m:sty m:val="p"/>
-                        </m:rPr>
-                        <m:t>=</m:t>
-                      </m:r>
-                      <m:d>
-                        <m:dPr>
-                          <m:begChr m:val="("/>
-                          <m:sepChr m:val=""/>
-                          <m:endChr m:val=")"/>
-                          <m:grow/>
-                        </m:dPr>
-                        <m:e>
-                          <m:r>
-                            <m:t>3</m:t>
-                          </m:r>
-                          <m:r>
-                            <m:rPr>
-                              <m:sty m:val="p"/>
-                            </m:rPr>
-                            <m:t>−</m:t>
-                          </m:r>
-                          <m:r>
-                            <m:t>5</m:t>
-                          </m:r>
-                        </m:e>
-                      </m:d>
-                      <m:r>
-                        <m:rPr>
-                          <m:sty m:val="b"/>
-                        </m:rPr>
-                        <m:t>i</m:t>
-                      </m:r>
-                      <m:r>
-                        <m:rPr>
-                          <m:sty m:val="p"/>
-                        </m:rPr>
-                        <m:t>+</m:t>
-                      </m:r>
-                      <m:d>
-                        <m:dPr>
-                          <m:begChr m:val="("/>
-                          <m:sepChr m:val=""/>
-                          <m:endChr m:val=")"/>
-                          <m:grow/>
-                        </m:dPr>
-                        <m:e>
-                          <m:r>
-                            <m:t>4</m:t>
-                          </m:r>
-                          <m:r>
-                            <m:rPr>
-                              <m:sty m:val="p"/>
-                            </m:rPr>
-                            <m:t>+</m:t>
-                          </m:r>
-                          <m:r>
-                            <m:t>6</m:t>
-                          </m:r>
-                        </m:e>
-                      </m:d>
-                      <m:r>
-                        <m:rPr>
-                          <m:sty m:val="b"/>
-                        </m:rPr>
-                        <m:t>j</m:t>
-                      </m:r>
-                      <m:r>
-                        <m:rPr>
-                          <m:sty m:val="p"/>
-                        </m:rPr>
-                        <m:t>+</m:t>
-                      </m:r>
-                      <m:d>
-                        <m:dPr>
-                          <m:begChr m:val="("/>
-                          <m:sepChr m:val=""/>
-                          <m:endChr m:val=")"/>
-                          <m:grow/>
-                        </m:dPr>
-                        <m:e>
-                          <m:r>
-                            <m:t>3</m:t>
-                          </m:r>
-                          <m:r>
-                            <m:rPr>
-                              <m:sty m:val="p"/>
-                            </m:rPr>
-                            <m:t>+</m:t>
-                          </m:r>
-                          <m:r>
-                            <m:t>0</m:t>
-                          </m:r>
-                        </m:e>
-                      </m:d>
-                      <m:r>
-                        <m:rPr>
-                          <m:sty m:val="b"/>
-                        </m:rPr>
-                        <m:t>k</m:t>
-                      </m:r>
-                    </m:e>
-                  </m:mr>
-                  <m:mr>
-                    <m:e/>
-                    <m:e>
-                      <m:r>
-                        <m:rPr>
-                          <m:sty m:val="p"/>
-                        </m:rPr>
-                        <m:t>=</m:t>
-                      </m:r>
-                      <m:r>
-                        <m:rPr>
-                          <m:sty m:val="p"/>
-                        </m:rPr>
-                        <m:t>−</m:t>
-                      </m:r>
-                      <m:r>
-                        <m:t>2</m:t>
-                      </m:r>
-                      <m:r>
-                        <m:rPr>
-                          <m:sty m:val="b"/>
-                        </m:rPr>
-                        <m:t>i</m:t>
-                      </m:r>
-                      <m:r>
-                        <m:rPr>
-                          <m:sty m:val="p"/>
-                        </m:rPr>
-                        <m:t>+</m:t>
-                      </m:r>
-                      <m:r>
-                        <m:t>10</m:t>
-                      </m:r>
-                      <m:r>
-                        <m:rPr>
-                          <m:sty m:val="b"/>
-                        </m:rPr>
-                        <m:t>j</m:t>
-                      </m:r>
-                      <m:r>
-                        <m:rPr>
-                          <m:sty m:val="p"/>
-                        </m:rPr>
-                        <m:t>+</m:t>
-                      </m:r>
-                      <m:r>
-                        <m:t>3</m:t>
-                      </m:r>
-                      <m:r>
-                        <m:rPr>
-                          <m:sty m:val="b"/>
-                        </m:rPr>
-                        <m:t>k</m:t>
-                      </m:r>
-                    </m:e>
-                  </m:mr>
-                </m:m>
+                <m:eqArr>
+                  <m:e>
+                    <m:r>
+                      <m:rPr>
+                        <m:sty m:val="b"/>
+                      </m:rPr>
+                      <m:t>a</m:t>
+                    </m:r>
+                    <m:r>
+                      <m:rPr>
+                        <m:sty m:val="p"/>
+                      </m:rPr>
+                      <m:t>−</m:t>
+                    </m:r>
+                    <m:r>
+                      <m:rPr>
+                        <m:sty m:val="b"/>
+                      </m:rPr>
+                      <m:t>b</m:t>
+                    </m:r>
+                    <m:r>
+                      <m:t>&amp;</m:t>
+                    </m:r>
+                    <m:r>
+                      <m:rPr>
+                        <m:sty m:val="p"/>
+                      </m:rPr>
+                      <m:t>=</m:t>
+                    </m:r>
+                    <m:r>
+                      <m:rPr>
+                        <m:sty m:val="b"/>
+                      </m:rPr>
+                      <m:t>a</m:t>
+                    </m:r>
+                    <m:r>
+                      <m:rPr>
+                        <m:sty m:val="p"/>
+                      </m:rPr>
+                      <m:t>+</m:t>
+                    </m:r>
+                    <m:r>
+                      <m:rPr>
+                        <m:sty m:val="p"/>
+                      </m:rPr>
+                      <m:t>(</m:t>
+                    </m:r>
+                    <m:r>
+                      <m:rPr>
+                        <m:sty m:val="p"/>
+                      </m:rPr>
+                      <m:t>−</m:t>
+                    </m:r>
+                    <m:r>
+                      <m:rPr>
+                        <m:sty m:val="b"/>
+                      </m:rPr>
+                      <m:t>b</m:t>
+                    </m:r>
+                    <m:r>
+                      <m:rPr>
+                        <m:sty m:val="p"/>
+                      </m:rPr>
+                      <m:t>)</m:t>
+                    </m:r>
+                  </m:e>
+                  <m:e>
+                    <m:r>
+                      <m:t>&amp;</m:t>
+                    </m:r>
+                    <m:r>
+                      <m:rPr>
+                        <m:sty m:val="p"/>
+                      </m:rPr>
+                      <m:t>=</m:t>
+                    </m:r>
+                    <m:r>
+                      <m:rPr>
+                        <m:sty m:val="p"/>
+                      </m:rPr>
+                      <m:t>(</m:t>
+                    </m:r>
+                    <m:r>
+                      <m:t>3</m:t>
+                    </m:r>
+                    <m:r>
+                      <m:rPr>
+                        <m:sty m:val="b"/>
+                      </m:rPr>
+                      <m:t>i</m:t>
+                    </m:r>
+                    <m:r>
+                      <m:rPr>
+                        <m:sty m:val="p"/>
+                      </m:rPr>
+                      <m:t>+</m:t>
+                    </m:r>
+                    <m:r>
+                      <m:t>4</m:t>
+                    </m:r>
+                    <m:r>
+                      <m:rPr>
+                        <m:sty m:val="b"/>
+                      </m:rPr>
+                      <m:t>j</m:t>
+                    </m:r>
+                    <m:r>
+                      <m:rPr>
+                        <m:sty m:val="p"/>
+                      </m:rPr>
+                      <m:t>+</m:t>
+                    </m:r>
+                    <m:r>
+                      <m:t>3</m:t>
+                    </m:r>
+                    <m:r>
+                      <m:rPr>
+                        <m:sty m:val="b"/>
+                      </m:rPr>
+                      <m:t>k</m:t>
+                    </m:r>
+                    <m:r>
+                      <m:rPr>
+                        <m:sty m:val="p"/>
+                      </m:rPr>
+                      <m:t>)</m:t>
+                    </m:r>
+                    <m:r>
+                      <m:rPr>
+                        <m:sty m:val="p"/>
+                      </m:rPr>
+                      <m:t>+</m:t>
+                    </m:r>
+                    <m:r>
+                      <m:rPr>
+                        <m:sty m:val="p"/>
+                      </m:rPr>
+                      <m:t>(</m:t>
+                    </m:r>
+                    <m:r>
+                      <m:rPr>
+                        <m:sty m:val="p"/>
+                      </m:rPr>
+                      <m:t>−</m:t>
+                    </m:r>
+                    <m:r>
+                      <m:t>5</m:t>
+                    </m:r>
+                    <m:r>
+                      <m:rPr>
+                        <m:sty m:val="b"/>
+                      </m:rPr>
+                      <m:t>i</m:t>
+                    </m:r>
+                    <m:r>
+                      <m:rPr>
+                        <m:sty m:val="p"/>
+                      </m:rPr>
+                      <m:t>+</m:t>
+                    </m:r>
+                    <m:r>
+                      <m:t>6</m:t>
+                    </m:r>
+                    <m:r>
+                      <m:rPr>
+                        <m:sty m:val="b"/>
+                      </m:rPr>
+                      <m:t>j</m:t>
+                    </m:r>
+                    <m:r>
+                      <m:rPr>
+                        <m:sty m:val="p"/>
+                      </m:rPr>
+                      <m:t>)</m:t>
+                    </m:r>
+                  </m:e>
+                  <m:e>
+                    <m:r>
+                      <m:t>&amp;</m:t>
+                    </m:r>
+                    <m:r>
+                      <m:rPr>
+                        <m:sty m:val="p"/>
+                      </m:rPr>
+                      <m:t>=</m:t>
+                    </m:r>
+                    <m:r>
+                      <m:rPr>
+                        <m:sty m:val="p"/>
+                      </m:rPr>
+                      <m:t>(</m:t>
+                    </m:r>
+                    <m:r>
+                      <m:t>3</m:t>
+                    </m:r>
+                    <m:r>
+                      <m:rPr>
+                        <m:sty m:val="p"/>
+                      </m:rPr>
+                      <m:t>−</m:t>
+                    </m:r>
+                    <m:r>
+                      <m:t>5</m:t>
+                    </m:r>
+                    <m:r>
+                      <m:rPr>
+                        <m:sty m:val="p"/>
+                      </m:rPr>
+                      <m:t>)</m:t>
+                    </m:r>
+                    <m:r>
+                      <m:rPr>
+                        <m:sty m:val="b"/>
+                      </m:rPr>
+                      <m:t>i</m:t>
+                    </m:r>
+                    <m:r>
+                      <m:rPr>
+                        <m:sty m:val="p"/>
+                      </m:rPr>
+                      <m:t>+</m:t>
+                    </m:r>
+                    <m:r>
+                      <m:rPr>
+                        <m:sty m:val="p"/>
+                      </m:rPr>
+                      <m:t>(</m:t>
+                    </m:r>
+                    <m:r>
+                      <m:t>4</m:t>
+                    </m:r>
+                    <m:r>
+                      <m:rPr>
+                        <m:sty m:val="p"/>
+                      </m:rPr>
+                      <m:t>+</m:t>
+                    </m:r>
+                    <m:r>
+                      <m:t>6</m:t>
+                    </m:r>
+                    <m:r>
+                      <m:rPr>
+                        <m:sty m:val="p"/>
+                      </m:rPr>
+                      <m:t>)</m:t>
+                    </m:r>
+                    <m:r>
+                      <m:rPr>
+                        <m:sty m:val="b"/>
+                      </m:rPr>
+                      <m:t>j</m:t>
+                    </m:r>
+                    <m:r>
+                      <m:rPr>
+                        <m:sty m:val="p"/>
+                      </m:rPr>
+                      <m:t>+</m:t>
+                    </m:r>
+                    <m:r>
+                      <m:rPr>
+                        <m:sty m:val="p"/>
+                      </m:rPr>
+                      <m:t>(</m:t>
+                    </m:r>
+                    <m:r>
+                      <m:t>3</m:t>
+                    </m:r>
+                    <m:r>
+                      <m:rPr>
+                        <m:sty m:val="p"/>
+                      </m:rPr>
+                      <m:t>+</m:t>
+                    </m:r>
+                    <m:r>
+                      <m:t>0</m:t>
+                    </m:r>
+                    <m:r>
+                      <m:rPr>
+                        <m:sty m:val="p"/>
+                      </m:rPr>
+                      <m:t>)</m:t>
+                    </m:r>
+                    <m:r>
+                      <m:rPr>
+                        <m:sty m:val="b"/>
+                      </m:rPr>
+                      <m:t>k</m:t>
+                    </m:r>
+                  </m:e>
+                  <m:e>
+                    <m:r>
+                      <m:t>&amp;</m:t>
+                    </m:r>
+                    <m:r>
+                      <m:rPr>
+                        <m:sty m:val="p"/>
+                      </m:rPr>
+                      <m:t>=</m:t>
+                    </m:r>
+                    <m:r>
+                      <m:rPr>
+                        <m:sty m:val="p"/>
+                      </m:rPr>
+                      <m:t>−</m:t>
+                    </m:r>
+                    <m:r>
+                      <m:t>2</m:t>
+                    </m:r>
+                    <m:r>
+                      <m:rPr>
+                        <m:sty m:val="b"/>
+                      </m:rPr>
+                      <m:t>i</m:t>
+                    </m:r>
+                    <m:r>
+                      <m:rPr>
+                        <m:sty m:val="p"/>
+                      </m:rPr>
+                      <m:t>+</m:t>
+                    </m:r>
+                    <m:r>
+                      <m:t>10</m:t>
+                    </m:r>
+                    <m:r>
+                      <m:rPr>
+                        <m:sty m:val="b"/>
+                      </m:rPr>
+                      <m:t>j</m:t>
+                    </m:r>
+                    <m:r>
+                      <m:rPr>
+                        <m:sty m:val="p"/>
+                      </m:rPr>
+                      <m:t>+</m:t>
+                    </m:r>
+                    <m:r>
+                      <m:t>3</m:t>
+                    </m:r>
+                    <m:r>
+                      <m:rPr>
+                        <m:sty m:val="b"/>
+                      </m:rPr>
+                      <m:t>k</m:t>
+                    </m:r>
+                  </m:e>
+                </m:eqArr>
               </m:oMath>
             </m:oMathPara>
           </w:p>
@@ -4028,46 +4022,48 @@
             </m:rPr>
             <m:t>=</m:t>
           </m:r>
-          <m:d>
-            <m:dPr>
-              <m:begChr m:val="("/>
-              <m:sepChr m:val=""/>
-              <m:endChr m:val=")"/>
-              <m:grow/>
-            </m:dPr>
+          <m:r>
+            <m:rPr>
+              <m:sty m:val="p"/>
+            </m:rPr>
+            <m:t>(</m:t>
+          </m:r>
+          <m:sSub>
             <m:e>
-              <m:sSub>
-                <m:e>
-                  <m:r>
-                    <m:t>a</m:t>
-                  </m:r>
-                </m:e>
-                <m:sub>
-                  <m:r>
-                    <m:t>1</m:t>
-                  </m:r>
-                </m:sub>
-              </m:sSub>
-              <m:r>
-                <m:rPr>
-                  <m:sty m:val="p"/>
-                </m:rPr>
-                <m:t>−</m:t>
-              </m:r>
-              <m:sSub>
-                <m:e>
-                  <m:r>
-                    <m:t>b</m:t>
-                  </m:r>
-                </m:e>
-                <m:sub>
-                  <m:r>
-                    <m:t>1</m:t>
-                  </m:r>
-                </m:sub>
-              </m:sSub>
+              <m:r>
+                <m:t>a</m:t>
+              </m:r>
             </m:e>
-          </m:d>
+            <m:sub>
+              <m:r>
+                <m:t>1</m:t>
+              </m:r>
+            </m:sub>
+          </m:sSub>
+          <m:r>
+            <m:rPr>
+              <m:sty m:val="p"/>
+            </m:rPr>
+            <m:t>−</m:t>
+          </m:r>
+          <m:sSub>
+            <m:e>
+              <m:r>
+                <m:t>b</m:t>
+              </m:r>
+            </m:e>
+            <m:sub>
+              <m:r>
+                <m:t>1</m:t>
+              </m:r>
+            </m:sub>
+          </m:sSub>
+          <m:r>
+            <m:rPr>
+              <m:sty m:val="p"/>
+            </m:rPr>
+            <m:t>)</m:t>
+          </m:r>
           <m:r>
             <m:rPr>
               <m:sty m:val="b"/>
@@ -4080,46 +4076,48 @@
             </m:rPr>
             <m:t>+</m:t>
           </m:r>
-          <m:d>
-            <m:dPr>
-              <m:begChr m:val="("/>
-              <m:sepChr m:val=""/>
-              <m:endChr m:val=")"/>
-              <m:grow/>
-            </m:dPr>
+          <m:r>
+            <m:rPr>
+              <m:sty m:val="p"/>
+            </m:rPr>
+            <m:t>(</m:t>
+          </m:r>
+          <m:sSub>
             <m:e>
-              <m:sSub>
-                <m:e>
-                  <m:r>
-                    <m:t>a</m:t>
-                  </m:r>
-                </m:e>
-                <m:sub>
-                  <m:r>
-                    <m:t>2</m:t>
-                  </m:r>
-                </m:sub>
-              </m:sSub>
-              <m:r>
-                <m:rPr>
-                  <m:sty m:val="p"/>
-                </m:rPr>
-                <m:t>−</m:t>
-              </m:r>
-              <m:sSub>
-                <m:e>
-                  <m:r>
-                    <m:t>b</m:t>
-                  </m:r>
-                </m:e>
-                <m:sub>
-                  <m:r>
-                    <m:t>2</m:t>
-                  </m:r>
-                </m:sub>
-              </m:sSub>
+              <m:r>
+                <m:t>a</m:t>
+              </m:r>
             </m:e>
-          </m:d>
+            <m:sub>
+              <m:r>
+                <m:t>2</m:t>
+              </m:r>
+            </m:sub>
+          </m:sSub>
+          <m:r>
+            <m:rPr>
+              <m:sty m:val="p"/>
+            </m:rPr>
+            <m:t>−</m:t>
+          </m:r>
+          <m:sSub>
+            <m:e>
+              <m:r>
+                <m:t>b</m:t>
+              </m:r>
+            </m:e>
+            <m:sub>
+              <m:r>
+                <m:t>2</m:t>
+              </m:r>
+            </m:sub>
+          </m:sSub>
+          <m:r>
+            <m:rPr>
+              <m:sty m:val="p"/>
+            </m:rPr>
+            <m:t>)</m:t>
+          </m:r>
           <m:r>
             <m:rPr>
               <m:sty m:val="b"/>
@@ -4132,46 +4130,48 @@
             </m:rPr>
             <m:t>+</m:t>
           </m:r>
-          <m:d>
-            <m:dPr>
-              <m:begChr m:val="("/>
-              <m:sepChr m:val=""/>
-              <m:endChr m:val=")"/>
-              <m:grow/>
-            </m:dPr>
+          <m:r>
+            <m:rPr>
+              <m:sty m:val="p"/>
+            </m:rPr>
+            <m:t>(</m:t>
+          </m:r>
+          <m:sSub>
             <m:e>
-              <m:sSub>
-                <m:e>
-                  <m:r>
-                    <m:t>a</m:t>
-                  </m:r>
-                </m:e>
-                <m:sub>
-                  <m:r>
-                    <m:t>3</m:t>
-                  </m:r>
-                </m:sub>
-              </m:sSub>
-              <m:r>
-                <m:rPr>
-                  <m:sty m:val="p"/>
-                </m:rPr>
-                <m:t>−</m:t>
-              </m:r>
-              <m:sSub>
-                <m:e>
-                  <m:r>
-                    <m:t>b</m:t>
-                  </m:r>
-                </m:e>
-                <m:sub>
-                  <m:r>
-                    <m:t>3</m:t>
-                  </m:r>
-                </m:sub>
-              </m:sSub>
+              <m:r>
+                <m:t>a</m:t>
+              </m:r>
             </m:e>
-          </m:d>
+            <m:sub>
+              <m:r>
+                <m:t>3</m:t>
+              </m:r>
+            </m:sub>
+          </m:sSub>
+          <m:r>
+            <m:rPr>
+              <m:sty m:val="p"/>
+            </m:rPr>
+            <m:t>−</m:t>
+          </m:r>
+          <m:sSub>
+            <m:e>
+              <m:r>
+                <m:t>b</m:t>
+              </m:r>
+            </m:e>
+            <m:sub>
+              <m:r>
+                <m:t>3</m:t>
+              </m:r>
+            </m:sub>
+          </m:sSub>
+          <m:r>
+            <m:rPr>
+              <m:sty m:val="p"/>
+            </m:rPr>
+            <m:t>)</m:t>
+          </m:r>
           <m:r>
             <m:rPr>
               <m:sty m:val="b"/>
@@ -4398,18 +4398,18 @@
                 <wp:inline>
                   <wp:extent cx="152400" cy="152400"/>
                   <wp:effectExtent b="0" l="0" r="0" t="0"/>
-                  <wp:docPr descr="" title="" id="40" name="Picture"/>
+                  <wp:docPr descr="" title="" id="29" name="Picture"/>
                   <a:graphic>
                     <a:graphicData uri="http://schemas.openxmlformats.org/drawingml/2006/picture">
                       <pic:pic>
                         <pic:nvPicPr>
-                          <pic:cNvPr descr="/Applications/quarto/share/formats/docx/warning.png" id="41" name="Picture"/>
+                          <pic:cNvPr descr="/Applications/quarto/share/formats/docx/warning.png" id="30" name="Picture"/>
                           <pic:cNvPicPr>
                             <a:picLocks noChangeArrowheads="1" noChangeAspect="1"/>
                           </pic:cNvPicPr>
                         </pic:nvPicPr>
                         <pic:blipFill>
-                          <a:blip r:embed="rId39"/>
+                          <a:blip r:embed="rId28"/>
                           <a:stretch>
                             <a:fillRect/>
                           </a:stretch>
@@ -4521,18 +4521,18 @@
                 <wp:inline>
                   <wp:extent cx="152400" cy="152400"/>
                   <wp:effectExtent b="0" l="0" r="0" t="0"/>
-                  <wp:docPr descr="" title="" id="42" name="Picture"/>
+                  <wp:docPr descr="" title="" id="31" name="Picture"/>
                   <a:graphic>
                     <a:graphicData uri="http://schemas.openxmlformats.org/drawingml/2006/picture">
                       <pic:pic>
                         <pic:nvPicPr>
-                          <pic:cNvPr descr="/Applications/quarto/share/formats/docx/note.png" id="43" name="Picture"/>
+                          <pic:cNvPr descr="/Applications/quarto/share/formats/docx/note.png" id="32" name="Picture"/>
                           <pic:cNvPicPr>
                             <a:picLocks noChangeArrowheads="1" noChangeAspect="1"/>
                           </pic:cNvPicPr>
                         </pic:nvPicPr>
                         <pic:blipFill>
-                          <a:blip r:embed="rId26"/>
+                          <a:blip r:embed="rId15"/>
                           <a:stretch>
                             <a:fillRect/>
                           </a:stretch>
@@ -4955,25 +4955,27 @@
                             </m:rPr>
                             <m:t>−</m:t>
                           </m:r>
-                          <m:d>
-                            <m:dPr>
-                              <m:begChr m:val="("/>
-                              <m:sepChr m:val=""/>
-                              <m:endChr m:val=")"/>
-                              <m:grow/>
-                            </m:dPr>
-                            <m:e>
-                              <m:r>
-                                <m:rPr>
-                                  <m:sty m:val="p"/>
-                                </m:rPr>
-                                <m:t>−</m:t>
-                              </m:r>
-                              <m:r>
-                                <m:t>14</m:t>
-                              </m:r>
-                            </m:e>
-                          </m:d>
+                          <m:r>
+                            <m:rPr>
+                              <m:sty m:val="p"/>
+                            </m:rPr>
+                            <m:t>(</m:t>
+                          </m:r>
+                          <m:r>
+                            <m:rPr>
+                              <m:sty m:val="p"/>
+                            </m:rPr>
+                            <m:t>−</m:t>
+                          </m:r>
+                          <m:r>
+                            <m:t>14</m:t>
+                          </m:r>
+                          <m:r>
+                            <m:rPr>
+                              <m:sty m:val="p"/>
+                            </m:rPr>
+                            <m:t>)</m:t>
+                          </m:r>
                         </m:e>
                       </m:mr>
                     </m:m>
@@ -5054,8 +5056,8 @@
         </w:tc>
       </w:tr>
     </w:tbl>
-    <w:bookmarkEnd w:id="44"/>
-    <w:bookmarkStart w:id="49" w:name="properties-of-vector-addition"/>
+    <w:bookmarkEnd w:id="33"/>
+    <w:bookmarkStart w:id="38" w:name="properties-of-vector-addition"/>
     <w:p>
       <w:pPr>
         <w:pStyle w:val="Heading2"/>
@@ -5218,44 +5220,46 @@
         </w:numPr>
       </w:pPr>
       <m:oMath>
-        <m:d>
-          <m:dPr>
-            <m:begChr m:val="("/>
-            <m:sepChr m:val=""/>
-            <m:endChr m:val=")"/>
-            <m:grow/>
-          </m:dPr>
-          <m:e>
-            <m:r>
-              <m:rPr>
-                <m:sty m:val="b"/>
-              </m:rPr>
-              <m:t>u</m:t>
-            </m:r>
-            <m:r>
-              <m:rPr>
-                <m:sty m:val="p"/>
-              </m:rPr>
-              <m:t>+</m:t>
-            </m:r>
-            <m:r>
-              <m:rPr>
-                <m:sty m:val="b"/>
-              </m:rPr>
-              <m:t>v</m:t>
-            </m:r>
-          </m:e>
-        </m:d>
         <m:r>
           <m:rPr>
             <m:sty m:val="p"/>
           </m:rPr>
+          <m:t>(</m:t>
+        </m:r>
+        <m:r>
+          <m:rPr>
+            <m:sty m:val="b"/>
+          </m:rPr>
+          <m:t>u</m:t>
+        </m:r>
+        <m:r>
+          <m:rPr>
+            <m:sty m:val="p"/>
+          </m:rPr>
           <m:t>+</m:t>
         </m:r>
         <m:r>
           <m:rPr>
             <m:sty m:val="b"/>
           </m:rPr>
+          <m:t>v</m:t>
+        </m:r>
+        <m:r>
+          <m:rPr>
+            <m:sty m:val="p"/>
+          </m:rPr>
+          <m:t>)</m:t>
+        </m:r>
+        <m:r>
+          <m:rPr>
+            <m:sty m:val="p"/>
+          </m:rPr>
+          <m:t>+</m:t>
+        </m:r>
+        <m:r>
+          <m:rPr>
+            <m:sty m:val="b"/>
+          </m:rPr>
           <m:t>w</m:t>
         </m:r>
         <m:r>
@@ -5276,34 +5280,36 @@
           </m:rPr>
           <m:t>+</m:t>
         </m:r>
-        <m:d>
-          <m:dPr>
-            <m:begChr m:val="("/>
-            <m:sepChr m:val=""/>
-            <m:endChr m:val=")"/>
-            <m:grow/>
-          </m:dPr>
-          <m:e>
-            <m:r>
-              <m:rPr>
-                <m:sty m:val="b"/>
-              </m:rPr>
-              <m:t>v</m:t>
-            </m:r>
-            <m:r>
-              <m:rPr>
-                <m:sty m:val="p"/>
-              </m:rPr>
-              <m:t>+</m:t>
-            </m:r>
-            <m:r>
-              <m:rPr>
-                <m:sty m:val="b"/>
-              </m:rPr>
-              <m:t>w</m:t>
-            </m:r>
-          </m:e>
-        </m:d>
+        <m:r>
+          <m:rPr>
+            <m:sty m:val="p"/>
+          </m:rPr>
+          <m:t>(</m:t>
+        </m:r>
+        <m:r>
+          <m:rPr>
+            <m:sty m:val="b"/>
+          </m:rPr>
+          <m:t>v</m:t>
+        </m:r>
+        <m:r>
+          <m:rPr>
+            <m:sty m:val="p"/>
+          </m:rPr>
+          <m:t>+</m:t>
+        </m:r>
+        <m:r>
+          <m:rPr>
+            <m:sty m:val="b"/>
+          </m:rPr>
+          <m:t>w</m:t>
+        </m:r>
+        <m:r>
+          <m:rPr>
+            <m:sty m:val="p"/>
+          </m:rPr>
+          <m:t>)</m:t>
+        </m:r>
       </m:oMath>
       <w:r>
         <w:t xml:space="preserve"> </w:t>
@@ -5351,7 +5357,7 @@
       <w:r>
         <w:t xml:space="preserve"> </w:t>
       </w:r>
-      <w:hyperlink r:id="rId20">
+      <w:hyperlink r:id="rId9">
         <w:r>
           <w:rPr>
             <w:rStyle w:val="Hyperlink"/>
@@ -5437,28 +5443,30 @@
           </m:rPr>
           <m:t>+</m:t>
         </m:r>
-        <m:d>
-          <m:dPr>
-            <m:begChr m:val="("/>
-            <m:sepChr m:val=""/>
-            <m:endChr m:val=")"/>
-            <m:grow/>
-          </m:dPr>
-          <m:e>
-            <m:r>
-              <m:rPr>
-                <m:sty m:val="p"/>
-              </m:rPr>
-              <m:t>−</m:t>
-            </m:r>
-            <m:r>
-              <m:rPr>
-                <m:sty m:val="b"/>
-              </m:rPr>
-              <m:t>u</m:t>
-            </m:r>
-          </m:e>
-        </m:d>
+        <m:r>
+          <m:rPr>
+            <m:sty m:val="p"/>
+          </m:rPr>
+          <m:t>(</m:t>
+        </m:r>
+        <m:r>
+          <m:rPr>
+            <m:sty m:val="p"/>
+          </m:rPr>
+          <m:t>−</m:t>
+        </m:r>
+        <m:r>
+          <m:rPr>
+            <m:sty m:val="b"/>
+          </m:rPr>
+          <m:t>u</m:t>
+        </m:r>
+        <m:r>
+          <m:rPr>
+            <m:sty m:val="p"/>
+          </m:rPr>
+          <m:t>)</m:t>
+        </m:r>
         <m:r>
           <m:rPr>
             <m:sty m:val="p"/>
@@ -5513,18 +5521,18 @@
                 <wp:inline>
                   <wp:extent cx="152400" cy="152400"/>
                   <wp:effectExtent b="0" l="0" r="0" t="0"/>
-                  <wp:docPr descr="" title="" id="45" name="Picture"/>
+                  <wp:docPr descr="" title="" id="34" name="Picture"/>
                   <a:graphic>
                     <a:graphicData uri="http://schemas.openxmlformats.org/drawingml/2006/picture">
                       <pic:pic>
                         <pic:nvPicPr>
-                          <pic:cNvPr descr="/Applications/quarto/share/formats/docx/note.png" id="46" name="Picture"/>
+                          <pic:cNvPr descr="/Applications/quarto/share/formats/docx/note.png" id="35" name="Picture"/>
                           <pic:cNvPicPr>
                             <a:picLocks noChangeArrowheads="1" noChangeAspect="1"/>
                           </pic:cNvPicPr>
                         </pic:nvPicPr>
                         <pic:blipFill>
-                          <a:blip r:embed="rId26"/>
+                          <a:blip r:embed="rId15"/>
                           <a:stretch>
                             <a:fillRect/>
                           </a:stretch>
@@ -5671,28 +5679,30 @@
                   </m:rPr>
                   <m:t>=</m:t>
                 </m:r>
-                <m:d>
-                  <m:dPr>
-                    <m:begChr m:val="("/>
-                    <m:sepChr m:val=""/>
-                    <m:endChr m:val=")"/>
-                    <m:grow/>
-                  </m:dPr>
-                  <m:e>
-                    <m:r>
-                      <m:t>2</m:t>
-                    </m:r>
-                    <m:r>
-                      <m:rPr>
-                        <m:sty m:val="p"/>
-                      </m:rPr>
-                      <m:t>+</m:t>
-                    </m:r>
-                    <m:r>
-                      <m:t>0</m:t>
-                    </m:r>
-                  </m:e>
-                </m:d>
+                <m:r>
+                  <m:rPr>
+                    <m:sty m:val="p"/>
+                  </m:rPr>
+                  <m:t>(</m:t>
+                </m:r>
+                <m:r>
+                  <m:t>2</m:t>
+                </m:r>
+                <m:r>
+                  <m:rPr>
+                    <m:sty m:val="p"/>
+                  </m:rPr>
+                  <m:t>+</m:t>
+                </m:r>
+                <m:r>
+                  <m:t>0</m:t>
+                </m:r>
+                <m:r>
+                  <m:rPr>
+                    <m:sty m:val="p"/>
+                  </m:rPr>
+                  <m:t>)</m:t>
+                </m:r>
                 <m:r>
                   <m:rPr>
                     <m:sty m:val="b"/>
@@ -5705,28 +5715,30 @@
                   </m:rPr>
                   <m:t>+</m:t>
                 </m:r>
-                <m:d>
-                  <m:dPr>
-                    <m:begChr m:val="("/>
-                    <m:sepChr m:val=""/>
-                    <m:endChr m:val=")"/>
-                    <m:grow/>
-                  </m:dPr>
-                  <m:e>
-                    <m:r>
-                      <m:t>y</m:t>
-                    </m:r>
-                    <m:r>
-                      <m:rPr>
-                        <m:sty m:val="p"/>
-                      </m:rPr>
-                      <m:t>+</m:t>
-                    </m:r>
-                    <m:r>
-                      <m:t>0</m:t>
-                    </m:r>
-                  </m:e>
-                </m:d>
+                <m:r>
+                  <m:rPr>
+                    <m:sty m:val="p"/>
+                  </m:rPr>
+                  <m:t>(</m:t>
+                </m:r>
+                <m:r>
+                  <m:t>y</m:t>
+                </m:r>
+                <m:r>
+                  <m:rPr>
+                    <m:sty m:val="p"/>
+                  </m:rPr>
+                  <m:t>+</m:t>
+                </m:r>
+                <m:r>
+                  <m:t>0</m:t>
+                </m:r>
+                <m:r>
+                  <m:rPr>
+                    <m:sty m:val="p"/>
+                  </m:rPr>
+                  <m:t>)</m:t>
+                </m:r>
                 <m:r>
                   <m:rPr>
                     <m:sty m:val="b"/>
@@ -5739,34 +5751,36 @@
                   </m:rPr>
                   <m:t>+</m:t>
                 </m:r>
-                <m:d>
-                  <m:dPr>
-                    <m:begChr m:val="("/>
-                    <m:sepChr m:val=""/>
-                    <m:endChr m:val=")"/>
-                    <m:grow/>
-                  </m:dPr>
-                  <m:e>
-                    <m:r>
-                      <m:rPr>
-                        <m:sty m:val="p"/>
-                      </m:rPr>
-                      <m:t>−</m:t>
-                    </m:r>
-                    <m:r>
-                      <m:t>3</m:t>
-                    </m:r>
-                    <m:r>
-                      <m:rPr>
-                        <m:sty m:val="p"/>
-                      </m:rPr>
-                      <m:t>+</m:t>
-                    </m:r>
-                    <m:r>
-                      <m:t>0</m:t>
-                    </m:r>
-                  </m:e>
-                </m:d>
+                <m:r>
+                  <m:rPr>
+                    <m:sty m:val="p"/>
+                  </m:rPr>
+                  <m:t>(</m:t>
+                </m:r>
+                <m:r>
+                  <m:rPr>
+                    <m:sty m:val="p"/>
+                  </m:rPr>
+                  <m:t>−</m:t>
+                </m:r>
+                <m:r>
+                  <m:t>3</m:t>
+                </m:r>
+                <m:r>
+                  <m:rPr>
+                    <m:sty m:val="p"/>
+                  </m:rPr>
+                  <m:t>+</m:t>
+                </m:r>
+                <m:r>
+                  <m:t>0</m:t>
+                </m:r>
+                <m:r>
+                  <m:rPr>
+                    <m:sty m:val="p"/>
+                  </m:rPr>
+                  <m:t>)</m:t>
+                </m:r>
                 <m:r>
                   <m:rPr>
                     <m:sty m:val="b"/>
@@ -5884,18 +5898,18 @@
                 <wp:inline>
                   <wp:extent cx="152400" cy="152400"/>
                   <wp:effectExtent b="0" l="0" r="0" t="0"/>
-                  <wp:docPr descr="" title="" id="47" name="Picture"/>
+                  <wp:docPr descr="" title="" id="36" name="Picture"/>
                   <a:graphic>
                     <a:graphicData uri="http://schemas.openxmlformats.org/drawingml/2006/picture">
                       <pic:pic>
                         <pic:nvPicPr>
-                          <pic:cNvPr descr="/Applications/quarto/share/formats/docx/note.png" id="48" name="Picture"/>
+                          <pic:cNvPr descr="/Applications/quarto/share/formats/docx/note.png" id="37" name="Picture"/>
                           <pic:cNvPicPr>
                             <a:picLocks noChangeArrowheads="1" noChangeAspect="1"/>
                           </pic:cNvPicPr>
                         </pic:nvPicPr>
                         <pic:blipFill>
-                          <a:blip r:embed="rId26"/>
+                          <a:blip r:embed="rId15"/>
                           <a:stretch>
                             <a:fillRect/>
                           </a:stretch>
@@ -6254,25 +6268,27 @@
                           </m:rPr>
                           <m:t>−</m:t>
                         </m:r>
-                        <m:d>
-                          <m:dPr>
-                            <m:begChr m:val="("/>
-                            <m:sepChr m:val=""/>
-                            <m:endChr m:val=")"/>
-                            <m:grow/>
-                          </m:dPr>
-                          <m:e>
-                            <m:r>
-                              <m:rPr>
-                                <m:sty m:val="p"/>
-                              </m:rPr>
-                              <m:t>−</m:t>
-                            </m:r>
-                            <m:r>
-                              <m:t>3</m:t>
-                            </m:r>
-                          </m:e>
-                        </m:d>
+                        <m:r>
+                          <m:rPr>
+                            <m:sty m:val="p"/>
+                          </m:rPr>
+                          <m:t>(</m:t>
+                        </m:r>
+                        <m:r>
+                          <m:rPr>
+                            <m:sty m:val="p"/>
+                          </m:rPr>
+                          <m:t>−</m:t>
+                        </m:r>
+                        <m:r>
+                          <m:t>3</m:t>
+                        </m:r>
+                        <m:r>
+                          <m:rPr>
+                            <m:sty m:val="p"/>
+                          </m:rPr>
+                          <m:t>)</m:t>
+                        </m:r>
                       </m:e>
                     </m:mr>
                     <m:mr>
@@ -6295,25 +6311,27 @@
                           </m:rPr>
                           <m:t>−</m:t>
                         </m:r>
-                        <m:d>
-                          <m:dPr>
-                            <m:begChr m:val="("/>
-                            <m:sepChr m:val=""/>
-                            <m:endChr m:val=")"/>
-                            <m:grow/>
-                          </m:dPr>
-                          <m:e>
-                            <m:r>
-                              <m:rPr>
-                                <m:sty m:val="p"/>
-                              </m:rPr>
-                              <m:t>−</m:t>
-                            </m:r>
-                            <m:r>
-                              <m:t>2</m:t>
-                            </m:r>
-                          </m:e>
-                        </m:d>
+                        <m:r>
+                          <m:rPr>
+                            <m:sty m:val="p"/>
+                          </m:rPr>
+                          <m:t>(</m:t>
+                        </m:r>
+                        <m:r>
+                          <m:rPr>
+                            <m:sty m:val="p"/>
+                          </m:rPr>
+                          <m:t>−</m:t>
+                        </m:r>
+                        <m:r>
+                          <m:t>2</m:t>
+                        </m:r>
+                        <m:r>
+                          <m:rPr>
+                            <m:sty m:val="p"/>
+                          </m:rPr>
+                          <m:t>)</m:t>
+                        </m:r>
                       </m:e>
                     </m:mr>
                     <m:mr>
@@ -6406,9 +6424,9 @@
         </w:tc>
       </w:tr>
     </w:tbl>
-    <w:bookmarkEnd w:id="49"/>
-    <w:bookmarkEnd w:id="50"/>
-    <w:bookmarkStart w:id="72" w:name="scalar-multiplication"/>
+    <w:bookmarkEnd w:id="38"/>
+    <w:bookmarkEnd w:id="39"/>
+    <w:bookmarkStart w:id="61" w:name="scalar-multiplication"/>
     <w:p>
       <w:pPr>
         <w:pStyle w:val="Heading1"/>
@@ -6417,7 +6435,7 @@
         <w:t xml:space="preserve">Scalar multiplication</w:t>
       </w:r>
     </w:p>
-    <w:bookmarkStart w:id="61" w:name="definition-and-initial-examples-1"/>
+    <w:bookmarkStart w:id="50" w:name="definition-and-initial-examples-1"/>
     <w:p>
       <w:pPr>
         <w:pStyle w:val="Heading2"/>
@@ -6436,7 +6454,7 @@
       <w:r>
         <w:t xml:space="preserve"> </w:t>
       </w:r>
-      <w:hyperlink r:id="rId20">
+      <w:hyperlink r:id="rId9">
         <w:r>
           <w:rPr>
             <w:rStyle w:val="Hyperlink"/>
@@ -6523,7 +6541,7 @@
       <w:tr>
         <w:tc>
           <w:tcPr/>
-          <w:bookmarkStart w:id="54" w:name="fig-3"/>
+          <w:bookmarkStart w:id="43" w:name="fig-3"/>
           <w:p>
             <w:pPr>
               <w:pStyle w:val="Compact"/>
@@ -6534,18 +6552,18 @@
                 <wp:inline>
                   <wp:extent cx="5755521" cy="1201870"/>
                   <wp:effectExtent b="0" l="0" r="0" t="0"/>
-                  <wp:docPr descr="" title="" id="52" name="Picture"/>
+                  <wp:docPr descr="" title="" id="41" name="Picture"/>
                   <a:graphic>
                     <a:graphicData uri="http://schemas.openxmlformats.org/drawingml/2006/picture">
                       <pic:pic>
                         <pic:nvPicPr>
-                          <pic:cNvPr descr="./FiguresPNG/vectoradditionandscalarmultiplication-fig3.png" id="53" name="Picture"/>
+                          <pic:cNvPr descr="./FiguresPNG/vectoradditionandscalarmultiplication-fig3.png" id="42" name="Picture"/>
                           <pic:cNvPicPr>
                             <a:picLocks noChangeArrowheads="1" noChangeAspect="1"/>
                           </pic:cNvPicPr>
                         </pic:nvPicPr>
                         <pic:blipFill>
-                          <a:blip r:embed="rId51"/>
+                          <a:blip r:embed="rId40"/>
                           <a:stretch>
                             <a:fillRect/>
                           </a:stretch>
@@ -6585,7 +6603,7 @@
               <w:t xml:space="preserve">Figure 3: Graphical representation of scalar multiplication</w:t>
             </w:r>
           </w:p>
-          <w:bookmarkEnd w:id="54"/>
+          <w:bookmarkEnd w:id="43"/>
         </w:tc>
       </w:tr>
     </w:tbl>
@@ -6668,19 +6686,21 @@
         <w:t xml:space="preserve"> </w:t>
       </w:r>
       <m:oMath>
-        <m:d>
-          <m:dPr>
-            <m:begChr m:val="|"/>
-            <m:sepChr m:val=""/>
-            <m:endChr m:val="|"/>
-            <m:grow/>
-          </m:dPr>
-          <m:e>
-            <m:r>
-              <m:t>λ</m:t>
-            </m:r>
-          </m:e>
-        </m:d>
+        <m:r>
+          <m:rPr>
+            <m:sty m:val="p"/>
+          </m:rPr>
+          <m:t>|</m:t>
+        </m:r>
+        <m:r>
+          <m:t>λ</m:t>
+        </m:r>
+        <m:r>
+          <m:rPr>
+            <m:sty m:val="p"/>
+          </m:rPr>
+          <m:t>|</m:t>
+        </m:r>
       </m:oMath>
       <w:r>
         <w:t xml:space="preserve">, the absolute value of</w:t>
@@ -6868,18 +6888,18 @@
                 <wp:inline>
                   <wp:extent cx="152400" cy="152400"/>
                   <wp:effectExtent b="0" l="0" r="0" t="0"/>
-                  <wp:docPr descr="" title="" id="55" name="Picture"/>
+                  <wp:docPr descr="" title="" id="44" name="Picture"/>
                   <a:graphic>
                     <a:graphicData uri="http://schemas.openxmlformats.org/drawingml/2006/picture">
                       <pic:pic>
                         <pic:nvPicPr>
-                          <pic:cNvPr descr="/Applications/quarto/share/formats/docx/note.png" id="56" name="Picture"/>
+                          <pic:cNvPr descr="/Applications/quarto/share/formats/docx/note.png" id="45" name="Picture"/>
                           <pic:cNvPicPr>
                             <a:picLocks noChangeArrowheads="1" noChangeAspect="1"/>
                           </pic:cNvPicPr>
                         </pic:nvPicPr>
                         <pic:blipFill>
-                          <a:blip r:embed="rId26"/>
+                          <a:blip r:embed="rId15"/>
                           <a:stretch>
                             <a:fillRect/>
                           </a:stretch>
@@ -7469,18 +7489,18 @@
                 <wp:inline>
                   <wp:extent cx="152400" cy="152400"/>
                   <wp:effectExtent b="0" l="0" r="0" t="0"/>
-                  <wp:docPr descr="" title="" id="57" name="Picture"/>
+                  <wp:docPr descr="" title="" id="46" name="Picture"/>
                   <a:graphic>
                     <a:graphicData uri="http://schemas.openxmlformats.org/drawingml/2006/picture">
                       <pic:pic>
                         <pic:nvPicPr>
-                          <pic:cNvPr descr="/Applications/quarto/share/formats/docx/note.png" id="58" name="Picture"/>
+                          <pic:cNvPr descr="/Applications/quarto/share/formats/docx/note.png" id="47" name="Picture"/>
                           <pic:cNvPicPr>
                             <a:picLocks noChangeArrowheads="1" noChangeAspect="1"/>
                           </pic:cNvPicPr>
                         </pic:nvPicPr>
                         <pic:blipFill>
-                          <a:blip r:embed="rId26"/>
+                          <a:blip r:embed="rId15"/>
                           <a:stretch>
                             <a:fillRect/>
                           </a:stretch>
@@ -7644,19 +7664,21 @@
                         <m:r>
                           <m:t>5</m:t>
                         </m:r>
-                        <m:d>
-                          <m:dPr>
-                            <m:begChr m:val="("/>
-                            <m:sepChr m:val=""/>
-                            <m:endChr m:val=")"/>
-                            <m:grow/>
-                          </m:dPr>
-                          <m:e>
-                            <m:r>
-                              <m:t>3</m:t>
-                            </m:r>
-                          </m:e>
-                        </m:d>
+                        <m:r>
+                          <m:rPr>
+                            <m:sty m:val="p"/>
+                          </m:rPr>
+                          <m:t>(</m:t>
+                        </m:r>
+                        <m:r>
+                          <m:t>3</m:t>
+                        </m:r>
+                        <m:r>
+                          <m:rPr>
+                            <m:sty m:val="p"/>
+                          </m:rPr>
+                          <m:t>)</m:t>
+                        </m:r>
                       </m:e>
                     </m:mr>
                     <m:mr>
@@ -7664,19 +7686,21 @@
                         <m:r>
                           <m:t>5</m:t>
                         </m:r>
-                        <m:d>
-                          <m:dPr>
-                            <m:begChr m:val="("/>
-                            <m:sepChr m:val=""/>
-                            <m:endChr m:val=")"/>
-                            <m:grow/>
-                          </m:dPr>
-                          <m:e>
-                            <m:r>
-                              <m:t>5</m:t>
-                            </m:r>
-                          </m:e>
-                        </m:d>
+                        <m:r>
+                          <m:rPr>
+                            <m:sty m:val="p"/>
+                          </m:rPr>
+                          <m:t>(</m:t>
+                        </m:r>
+                        <m:r>
+                          <m:t>5</m:t>
+                        </m:r>
+                        <m:r>
+                          <m:rPr>
+                            <m:sty m:val="p"/>
+                          </m:rPr>
+                          <m:t>)</m:t>
+                        </m:r>
                       </m:e>
                     </m:mr>
                     <m:mr>
@@ -7684,19 +7708,21 @@
                         <m:r>
                           <m:t>5</m:t>
                         </m:r>
-                        <m:d>
-                          <m:dPr>
-                            <m:begChr m:val="("/>
-                            <m:sepChr m:val=""/>
-                            <m:endChr m:val=")"/>
-                            <m:grow/>
-                          </m:dPr>
-                          <m:e>
-                            <m:r>
-                              <m:t>6</m:t>
-                            </m:r>
-                          </m:e>
-                        </m:d>
+                        <m:r>
+                          <m:rPr>
+                            <m:sty m:val="p"/>
+                          </m:rPr>
+                          <m:t>(</m:t>
+                        </m:r>
+                        <m:r>
+                          <m:t>6</m:t>
+                        </m:r>
+                        <m:r>
+                          <m:rPr>
+                            <m:sty m:val="p"/>
+                          </m:rPr>
+                          <m:t>)</m:t>
+                        </m:r>
                       </m:e>
                     </m:mr>
                   </m:m>
@@ -7812,18 +7838,18 @@
                 <wp:inline>
                   <wp:extent cx="152400" cy="152400"/>
                   <wp:effectExtent b="0" l="0" r="0" t="0"/>
-                  <wp:docPr descr="" title="" id="59" name="Picture"/>
+                  <wp:docPr descr="" title="" id="48" name="Picture"/>
                   <a:graphic>
                     <a:graphicData uri="http://schemas.openxmlformats.org/drawingml/2006/picture">
                       <pic:pic>
                         <pic:nvPicPr>
-                          <pic:cNvPr descr="/Applications/quarto/share/formats/docx/note.png" id="60" name="Picture"/>
+                          <pic:cNvPr descr="/Applications/quarto/share/formats/docx/note.png" id="49" name="Picture"/>
                           <pic:cNvPicPr>
                             <a:picLocks noChangeArrowheads="1" noChangeAspect="1"/>
                           </pic:cNvPicPr>
                         </pic:nvPicPr>
                         <pic:blipFill>
-                          <a:blip r:embed="rId26"/>
+                          <a:blip r:embed="rId15"/>
                           <a:stretch>
                             <a:fillRect/>
                           </a:stretch>
@@ -7973,44 +7999,48 @@
                   </m:rPr>
                   <m:t>=</m:t>
                 </m:r>
-                <m:d>
-                  <m:dPr>
-                    <m:begChr m:val="("/>
-                    <m:sepChr m:val=""/>
-                    <m:endChr m:val=")"/>
-                    <m:grow/>
-                  </m:dPr>
-                  <m:e>
-                    <m:r>
-                      <m:rPr>
-                        <m:sty m:val="p"/>
-                      </m:rPr>
-                      <m:t>−</m:t>
-                    </m:r>
-                    <m:r>
-                      <m:t>3</m:t>
-                    </m:r>
-                  </m:e>
-                </m:d>
-                <m:d>
-                  <m:dPr>
-                    <m:begChr m:val="("/>
-                    <m:sepChr m:val=""/>
-                    <m:endChr m:val=")"/>
-                    <m:grow/>
-                  </m:dPr>
-                  <m:e>
-                    <m:r>
-                      <m:rPr>
-                        <m:sty m:val="p"/>
-                      </m:rPr>
-                      <m:t>−</m:t>
-                    </m:r>
-                    <m:r>
-                      <m:t>2</m:t>
-                    </m:r>
-                  </m:e>
-                </m:d>
+                <m:r>
+                  <m:rPr>
+                    <m:sty m:val="p"/>
+                  </m:rPr>
+                  <m:t>(</m:t>
+                </m:r>
+                <m:r>
+                  <m:rPr>
+                    <m:sty m:val="p"/>
+                  </m:rPr>
+                  <m:t>−</m:t>
+                </m:r>
+                <m:r>
+                  <m:t>3</m:t>
+                </m:r>
+                <m:r>
+                  <m:rPr>
+                    <m:sty m:val="p"/>
+                  </m:rPr>
+                  <m:t>)</m:t>
+                </m:r>
+                <m:r>
+                  <m:rPr>
+                    <m:sty m:val="p"/>
+                  </m:rPr>
+                  <m:t>(</m:t>
+                </m:r>
+                <m:r>
+                  <m:rPr>
+                    <m:sty m:val="p"/>
+                  </m:rPr>
+                  <m:t>−</m:t>
+                </m:r>
+                <m:r>
+                  <m:t>2</m:t>
+                </m:r>
+                <m:r>
+                  <m:rPr>
+                    <m:sty m:val="p"/>
+                  </m:rPr>
+                  <m:t>)</m:t>
+                </m:r>
                 <m:r>
                   <m:rPr>
                     <m:sty m:val="b"/>
@@ -8023,25 +8053,27 @@
                   </m:rPr>
                   <m:t>+</m:t>
                 </m:r>
-                <m:d>
-                  <m:dPr>
-                    <m:begChr m:val="("/>
-                    <m:sepChr m:val=""/>
-                    <m:endChr m:val=")"/>
-                    <m:grow/>
-                  </m:dPr>
-                  <m:e>
-                    <m:r>
-                      <m:rPr>
-                        <m:sty m:val="p"/>
-                      </m:rPr>
-                      <m:t>−</m:t>
-                    </m:r>
-                    <m:r>
-                      <m:t>3</m:t>
-                    </m:r>
-                  </m:e>
-                </m:d>
+                <m:r>
+                  <m:rPr>
+                    <m:sty m:val="p"/>
+                  </m:rPr>
+                  <m:t>(</m:t>
+                </m:r>
+                <m:r>
+                  <m:rPr>
+                    <m:sty m:val="p"/>
+                  </m:rPr>
+                  <m:t>−</m:t>
+                </m:r>
+                <m:r>
+                  <m:t>3</m:t>
+                </m:r>
+                <m:r>
+                  <m:rPr>
+                    <m:sty m:val="p"/>
+                  </m:rPr>
+                  <m:t>)</m:t>
+                </m:r>
                 <m:r>
                   <m:t>6</m:t>
                 </m:r>
@@ -8057,25 +8089,27 @@
                   </m:rPr>
                   <m:t>−</m:t>
                 </m:r>
-                <m:d>
-                  <m:dPr>
-                    <m:begChr m:val="("/>
-                    <m:sepChr m:val=""/>
-                    <m:endChr m:val=")"/>
-                    <m:grow/>
-                  </m:dPr>
-                  <m:e>
-                    <m:r>
-                      <m:rPr>
-                        <m:sty m:val="p"/>
-                      </m:rPr>
-                      <m:t>−</m:t>
-                    </m:r>
-                    <m:r>
-                      <m:t>3</m:t>
-                    </m:r>
-                  </m:e>
-                </m:d>
+                <m:r>
+                  <m:rPr>
+                    <m:sty m:val="p"/>
+                  </m:rPr>
+                  <m:t>(</m:t>
+                </m:r>
+                <m:r>
+                  <m:rPr>
+                    <m:sty m:val="p"/>
+                  </m:rPr>
+                  <m:t>−</m:t>
+                </m:r>
+                <m:r>
+                  <m:t>3</m:t>
+                </m:r>
+                <m:r>
+                  <m:rPr>
+                    <m:sty m:val="p"/>
+                  </m:rPr>
+                  <m:t>)</m:t>
+                </m:r>
                 <m:r>
                   <m:t>7</m:t>
                 </m:r>
@@ -8142,8 +8176,8 @@
         </w:tc>
       </w:tr>
     </w:tbl>
-    <w:bookmarkEnd w:id="61"/>
-    <w:bookmarkStart w:id="65" w:name="properties-of-scalar-multiplication"/>
+    <w:bookmarkEnd w:id="50"/>
+    <w:bookmarkStart w:id="54" w:name="properties-of-scalar-multiplication"/>
     <w:p>
       <w:pPr>
         <w:pStyle w:val="Heading2"/>
@@ -8227,22 +8261,24 @@
         </w:numPr>
       </w:pPr>
       <m:oMath>
-        <m:d>
-          <m:dPr>
-            <m:begChr m:val="("/>
-            <m:sepChr m:val=""/>
-            <m:endChr m:val=")"/>
-            <m:grow/>
-          </m:dPr>
-          <m:e>
-            <m:r>
-              <m:t>λ</m:t>
-            </m:r>
-            <m:r>
-              <m:t>μ</m:t>
-            </m:r>
-          </m:e>
-        </m:d>
+        <m:r>
+          <m:rPr>
+            <m:sty m:val="p"/>
+          </m:rPr>
+          <m:t>(</m:t>
+        </m:r>
+        <m:r>
+          <m:t>λ</m:t>
+        </m:r>
+        <m:r>
+          <m:t>μ</m:t>
+        </m:r>
+        <m:r>
+          <m:rPr>
+            <m:sty m:val="p"/>
+          </m:rPr>
+          <m:t>)</m:t>
+        </m:r>
         <m:r>
           <m:rPr>
             <m:sty m:val="b"/>
@@ -8258,25 +8294,27 @@
         <m:r>
           <m:t>λ</m:t>
         </m:r>
-        <m:d>
-          <m:dPr>
-            <m:begChr m:val="("/>
-            <m:sepChr m:val=""/>
-            <m:endChr m:val=")"/>
-            <m:grow/>
-          </m:dPr>
-          <m:e>
-            <m:r>
-              <m:t>μ</m:t>
-            </m:r>
-            <m:r>
-              <m:rPr>
-                <m:sty m:val="b"/>
-              </m:rPr>
-              <m:t>u</m:t>
-            </m:r>
-          </m:e>
-        </m:d>
+        <m:r>
+          <m:rPr>
+            <m:sty m:val="p"/>
+          </m:rPr>
+          <m:t>(</m:t>
+        </m:r>
+        <m:r>
+          <m:t>μ</m:t>
+        </m:r>
+        <m:r>
+          <m:rPr>
+            <m:sty m:val="b"/>
+          </m:rPr>
+          <m:t>u</m:t>
+        </m:r>
+        <m:r>
+          <m:rPr>
+            <m:sty m:val="p"/>
+          </m:rPr>
+          <m:t>)</m:t>
+        </m:r>
       </m:oMath>
       <w:r>
         <w:t xml:space="preserve"> </w:t>
@@ -8306,28 +8344,30 @@
         </w:numPr>
       </w:pPr>
       <m:oMath>
-        <m:d>
-          <m:dPr>
-            <m:begChr m:val="("/>
-            <m:sepChr m:val=""/>
-            <m:endChr m:val=")"/>
-            <m:grow/>
-          </m:dPr>
-          <m:e>
-            <m:r>
-              <m:t>λ</m:t>
-            </m:r>
-            <m:r>
-              <m:rPr>
-                <m:sty m:val="p"/>
-              </m:rPr>
-              <m:t>+</m:t>
-            </m:r>
-            <m:r>
-              <m:t>μ</m:t>
-            </m:r>
-          </m:e>
-        </m:d>
+        <m:r>
+          <m:rPr>
+            <m:sty m:val="p"/>
+          </m:rPr>
+          <m:t>(</m:t>
+        </m:r>
+        <m:r>
+          <m:t>λ</m:t>
+        </m:r>
+        <m:r>
+          <m:rPr>
+            <m:sty m:val="p"/>
+          </m:rPr>
+          <m:t>+</m:t>
+        </m:r>
+        <m:r>
+          <m:t>μ</m:t>
+        </m:r>
+        <m:r>
+          <m:rPr>
+            <m:sty m:val="p"/>
+          </m:rPr>
+          <m:t>)</m:t>
+        </m:r>
         <m:r>
           <m:rPr>
             <m:sty m:val="b"/>
@@ -8396,34 +8436,36 @@
         <m:r>
           <m:t>λ</m:t>
         </m:r>
-        <m:d>
-          <m:dPr>
-            <m:begChr m:val="("/>
-            <m:sepChr m:val=""/>
-            <m:endChr m:val=")"/>
-            <m:grow/>
-          </m:dPr>
-          <m:e>
-            <m:r>
-              <m:rPr>
-                <m:sty m:val="b"/>
-              </m:rPr>
-              <m:t>u</m:t>
-            </m:r>
-            <m:r>
-              <m:rPr>
-                <m:sty m:val="p"/>
-              </m:rPr>
-              <m:t>+</m:t>
-            </m:r>
-            <m:r>
-              <m:rPr>
-                <m:sty m:val="b"/>
-              </m:rPr>
-              <m:t>v</m:t>
-            </m:r>
-          </m:e>
-        </m:d>
+        <m:r>
+          <m:rPr>
+            <m:sty m:val="p"/>
+          </m:rPr>
+          <m:t>(</m:t>
+        </m:r>
+        <m:r>
+          <m:rPr>
+            <m:sty m:val="b"/>
+          </m:rPr>
+          <m:t>u</m:t>
+        </m:r>
+        <m:r>
+          <m:rPr>
+            <m:sty m:val="p"/>
+          </m:rPr>
+          <m:t>+</m:t>
+        </m:r>
+        <m:r>
+          <m:rPr>
+            <m:sty m:val="b"/>
+          </m:rPr>
+          <m:t>v</m:t>
+        </m:r>
+        <m:r>
+          <m:rPr>
+            <m:sty m:val="p"/>
+          </m:rPr>
+          <m:t>)</m:t>
+        </m:r>
         <m:r>
           <m:rPr>
             <m:sty m:val="p"/>
@@ -8617,25 +8659,27 @@
         </w:numPr>
       </w:pPr>
       <m:oMath>
-        <m:d>
-          <m:dPr>
-            <m:begChr m:val="("/>
-            <m:sepChr m:val=""/>
-            <m:endChr m:val=")"/>
-            <m:grow/>
-          </m:dPr>
-          <m:e>
-            <m:r>
-              <m:rPr>
-                <m:sty m:val="p"/>
-              </m:rPr>
-              <m:t>−</m:t>
-            </m:r>
-            <m:r>
-              <m:t>1</m:t>
-            </m:r>
-          </m:e>
-        </m:d>
+        <m:r>
+          <m:rPr>
+            <m:sty m:val="p"/>
+          </m:rPr>
+          <m:t>(</m:t>
+        </m:r>
+        <m:r>
+          <m:rPr>
+            <m:sty m:val="p"/>
+          </m:rPr>
+          <m:t>−</m:t>
+        </m:r>
+        <m:r>
+          <m:t>1</m:t>
+        </m:r>
+        <m:r>
+          <m:rPr>
+            <m:sty m:val="p"/>
+          </m:rPr>
+          <m:t>)</m:t>
+        </m:r>
         <m:r>
           <m:rPr>
             <m:sty m:val="b"/>
@@ -8711,18 +8755,18 @@
                 <wp:inline>
                   <wp:extent cx="152400" cy="152400"/>
                   <wp:effectExtent b="0" l="0" r="0" t="0"/>
-                  <wp:docPr descr="" title="" id="63" name="Picture"/>
+                  <wp:docPr descr="" title="" id="52" name="Picture"/>
                   <a:graphic>
                     <a:graphicData uri="http://schemas.openxmlformats.org/drawingml/2006/picture">
                       <pic:pic>
                         <pic:nvPicPr>
-                          <pic:cNvPr descr="/Applications/quarto/share/formats/docx/tip.png" id="64" name="Picture"/>
+                          <pic:cNvPr descr="/Applications/quarto/share/formats/docx/tip.png" id="53" name="Picture"/>
                           <pic:cNvPicPr>
                             <a:picLocks noChangeArrowheads="1" noChangeAspect="1"/>
                           </pic:cNvPicPr>
                         </pic:nvPicPr>
                         <pic:blipFill>
-                          <a:blip r:embed="rId62"/>
+                          <a:blip r:embed="rId51"/>
                           <a:stretch>
                             <a:fillRect/>
                           </a:stretch>
@@ -9203,8 +9247,8 @@
         </w:tc>
       </w:tr>
     </w:tbl>
-    <w:bookmarkEnd w:id="65"/>
-    <w:bookmarkStart w:id="71" w:name="solving-vector-equations"/>
+    <w:bookmarkEnd w:id="54"/>
+    <w:bookmarkStart w:id="60" w:name="solving-vector-equations"/>
     <w:p>
       <w:pPr>
         <w:pStyle w:val="Heading2"/>
@@ -9231,7 +9275,7 @@
       <w:r>
         <w:t xml:space="preserve"> </w:t>
       </w:r>
-      <w:hyperlink r:id="rId20">
+      <w:hyperlink r:id="rId9">
         <w:r>
           <w:rPr>
             <w:rStyle w:val="Hyperlink"/>
@@ -9457,8 +9501,8 @@
           <m:r>
             <m:rPr>
               <m:nor/>
+              <m:scr m:val="sans-serif"/>
               <m:sty m:val="p"/>
-              <m:scr m:val="sans-serif"/>
             </m:rPr>
             <m:t> if and only if </m:t>
           </m:r>
@@ -9592,7 +9636,7 @@
       <w:r>
         <w:t xml:space="preserve"> </w:t>
       </w:r>
-      <w:hyperlink r:id="rId66">
+      <w:hyperlink r:id="rId55">
         <w:r>
           <w:rPr>
             <w:rStyle w:val="Hyperlink"/>
@@ -9630,7 +9674,7 @@
       <w:r>
         <w:t xml:space="preserve"> </w:t>
       </w:r>
-      <w:hyperlink r:id="rId20">
+      <w:hyperlink r:id="rId9">
         <w:r>
           <w:rPr>
             <w:rStyle w:val="Hyperlink"/>
@@ -9685,18 +9729,18 @@
                 <wp:inline>
                   <wp:extent cx="152400" cy="152400"/>
                   <wp:effectExtent b="0" l="0" r="0" t="0"/>
-                  <wp:docPr descr="" title="" id="67" name="Picture"/>
+                  <wp:docPr descr="" title="" id="56" name="Picture"/>
                   <a:graphic>
                     <a:graphicData uri="http://schemas.openxmlformats.org/drawingml/2006/picture">
                       <pic:pic>
                         <pic:nvPicPr>
-                          <pic:cNvPr descr="/Applications/quarto/share/formats/docx/note.png" id="68" name="Picture"/>
+                          <pic:cNvPr descr="/Applications/quarto/share/formats/docx/note.png" id="57" name="Picture"/>
                           <pic:cNvPicPr>
                             <a:picLocks noChangeArrowheads="1" noChangeAspect="1"/>
                           </pic:cNvPicPr>
                         </pic:nvPicPr>
                         <pic:blipFill>
-                          <a:blip r:embed="rId26"/>
+                          <a:blip r:embed="rId15"/>
                           <a:stretch>
                             <a:fillRect/>
                           </a:stretch>
@@ -9768,55 +9812,57 @@
               <w:t xml:space="preserve"> </w:t>
             </w:r>
             <m:oMath>
-              <m:d>
-                <m:dPr>
-                  <m:begChr m:val="("/>
-                  <m:sepChr m:val=""/>
-                  <m:endChr m:val=")"/>
-                  <m:grow/>
-                </m:dPr>
-                <m:e>
-                  <m:r>
-                    <m:rPr>
-                      <m:sty m:val="p"/>
-                    </m:rPr>
-                    <m:t>−</m:t>
-                  </m:r>
-                  <m:r>
-                    <m:t>5</m:t>
-                  </m:r>
-                  <m:r>
-                    <m:rPr>
-                      <m:sty m:val="p"/>
-                    </m:rPr>
-                    <m:t>,</m:t>
-                  </m:r>
-                  <m:r>
-                    <m:rPr>
-                      <m:sty m:val="p"/>
-                    </m:rPr>
-                    <m:t>−</m:t>
-                  </m:r>
-                  <m:r>
-                    <m:t>2</m:t>
-                  </m:r>
-                  <m:r>
-                    <m:rPr>
-                      <m:sty m:val="p"/>
-                    </m:rPr>
-                    <m:t>,</m:t>
-                  </m:r>
-                  <m:r>
-                    <m:rPr>
-                      <m:sty m:val="p"/>
-                    </m:rPr>
-                    <m:t>−</m:t>
-                  </m:r>
-                  <m:r>
-                    <m:t>4</m:t>
-                  </m:r>
-                </m:e>
-              </m:d>
+              <m:r>
+                <m:rPr>
+                  <m:sty m:val="p"/>
+                </m:rPr>
+                <m:t>(</m:t>
+              </m:r>
+              <m:r>
+                <m:rPr>
+                  <m:sty m:val="p"/>
+                </m:rPr>
+                <m:t>−</m:t>
+              </m:r>
+              <m:r>
+                <m:t>5</m:t>
+              </m:r>
+              <m:r>
+                <m:rPr>
+                  <m:sty m:val="p"/>
+                </m:rPr>
+                <m:t>,</m:t>
+              </m:r>
+              <m:r>
+                <m:rPr>
+                  <m:sty m:val="p"/>
+                </m:rPr>
+                <m:t>−</m:t>
+              </m:r>
+              <m:r>
+                <m:t>2</m:t>
+              </m:r>
+              <m:r>
+                <m:rPr>
+                  <m:sty m:val="p"/>
+                </m:rPr>
+                <m:t>,</m:t>
+              </m:r>
+              <m:r>
+                <m:rPr>
+                  <m:sty m:val="p"/>
+                </m:rPr>
+                <m:t>−</m:t>
+              </m:r>
+              <m:r>
+                <m:t>4</m:t>
+              </m:r>
+              <m:r>
+                <m:rPr>
+                  <m:sty m:val="p"/>
+                </m:rPr>
+                <m:t>)</m:t>
+              </m:r>
             </m:oMath>
             <w:r>
               <w:t xml:space="preserve"> </w:t>
@@ -9924,7 +9970,7 @@
             <w:r>
               <w:t xml:space="preserve"> </w:t>
             </w:r>
-            <w:hyperlink r:id="rId20">
+            <w:hyperlink r:id="rId9">
               <w:r>
                 <w:rPr>
                   <w:rStyle w:val="Hyperlink"/>
@@ -10494,49 +10540,51 @@
               <w:t xml:space="preserve"> </w:t>
             </w:r>
             <m:oMath>
-              <m:d>
-                <m:dPr>
-                  <m:begChr m:val="("/>
-                  <m:sepChr m:val=""/>
-                  <m:endChr m:val=")"/>
-                  <m:grow/>
-                </m:dPr>
-                <m:e>
-                  <m:r>
-                    <m:rPr>
-                      <m:sty m:val="p"/>
-                    </m:rPr>
-                    <m:t>−</m:t>
-                  </m:r>
-                  <m:r>
-                    <m:t>6</m:t>
-                  </m:r>
-                  <m:r>
-                    <m:rPr>
-                      <m:sty m:val="p"/>
-                    </m:rPr>
-                    <m:t>,</m:t>
-                  </m:r>
-                  <m:r>
-                    <m:rPr>
-                      <m:sty m:val="p"/>
-                    </m:rPr>
-                    <m:t>−</m:t>
-                  </m:r>
-                  <m:r>
-                    <m:t>3</m:t>
-                  </m:r>
-                  <m:r>
-                    <m:rPr>
-                      <m:sty m:val="p"/>
-                    </m:rPr>
-                    <m:t>,</m:t>
-                  </m:r>
-                  <m:r>
-                    <m:t>2</m:t>
-                  </m:r>
-                </m:e>
-              </m:d>
+              <m:r>
+                <m:rPr>
+                  <m:sty m:val="p"/>
+                </m:rPr>
+                <m:t>(</m:t>
+              </m:r>
+              <m:r>
+                <m:rPr>
+                  <m:sty m:val="p"/>
+                </m:rPr>
+                <m:t>−</m:t>
+              </m:r>
+              <m:r>
+                <m:t>6</m:t>
+              </m:r>
+              <m:r>
+                <m:rPr>
+                  <m:sty m:val="p"/>
+                </m:rPr>
+                <m:t>,</m:t>
+              </m:r>
+              <m:r>
+                <m:rPr>
+                  <m:sty m:val="p"/>
+                </m:rPr>
+                <m:t>−</m:t>
+              </m:r>
+              <m:r>
+                <m:t>3</m:t>
+              </m:r>
+              <m:r>
+                <m:rPr>
+                  <m:sty m:val="p"/>
+                </m:rPr>
+                <m:t>,</m:t>
+              </m:r>
+              <m:r>
+                <m:t>2</m:t>
+              </m:r>
+              <m:r>
+                <m:rPr>
+                  <m:sty m:val="p"/>
+                </m:rPr>
+                <m:t>)</m:t>
+              </m:r>
             </m:oMath>
             <w:r>
               <w:t xml:space="preserve">.</w:t>
@@ -10593,18 +10641,18 @@
                 <wp:inline>
                   <wp:extent cx="152400" cy="152400"/>
                   <wp:effectExtent b="0" l="0" r="0" t="0"/>
-                  <wp:docPr descr="" title="" id="69" name="Picture"/>
+                  <wp:docPr descr="" title="" id="58" name="Picture"/>
                   <a:graphic>
                     <a:graphicData uri="http://schemas.openxmlformats.org/drawingml/2006/picture">
                       <pic:pic>
                         <pic:nvPicPr>
-                          <pic:cNvPr descr="/Applications/quarto/share/formats/docx/note.png" id="70" name="Picture"/>
+                          <pic:cNvPr descr="/Applications/quarto/share/formats/docx/note.png" id="59" name="Picture"/>
                           <pic:cNvPicPr>
                             <a:picLocks noChangeArrowheads="1" noChangeAspect="1"/>
                           </pic:cNvPicPr>
                         </pic:nvPicPr>
                         <pic:blipFill>
-                          <a:blip r:embed="rId26"/>
+                          <a:blip r:embed="rId15"/>
                           <a:stretch>
                             <a:fillRect/>
                           </a:stretch>
@@ -11159,95 +11207,99 @@
                   </m:rPr>
                   <m:t>=</m:t>
                 </m:r>
-                <m:d>
-                  <m:dPr>
-                    <m:begChr m:val="("/>
-                    <m:sepChr m:val=""/>
-                    <m:endChr m:val=")"/>
-                    <m:grow/>
-                  </m:dPr>
-                  <m:e>
-                    <m:r>
-                      <m:t>4</m:t>
-                    </m:r>
-                    <m:r>
-                      <m:t>λ</m:t>
-                    </m:r>
-                    <m:r>
-                      <m:rPr>
-                        <m:sty m:val="b"/>
-                      </m:rPr>
-                      <m:t>i</m:t>
-                    </m:r>
-                    <m:r>
-                      <m:rPr>
-                        <m:sty m:val="p"/>
-                      </m:rPr>
-                      <m:t>+</m:t>
-                    </m:r>
-                    <m:r>
-                      <m:t>3</m:t>
-                    </m:r>
-                    <m:r>
-                      <m:t>λ</m:t>
-                    </m:r>
-                    <m:r>
-                      <m:rPr>
-                        <m:sty m:val="b"/>
-                      </m:rPr>
-                      <m:t>j</m:t>
-                    </m:r>
-                  </m:e>
-                </m:d>
+                <m:r>
+                  <m:rPr>
+                    <m:sty m:val="p"/>
+                  </m:rPr>
+                  <m:t>(</m:t>
+                </m:r>
+                <m:r>
+                  <m:t>4</m:t>
+                </m:r>
+                <m:r>
+                  <m:t>λ</m:t>
+                </m:r>
+                <m:r>
+                  <m:rPr>
+                    <m:sty m:val="b"/>
+                  </m:rPr>
+                  <m:t>i</m:t>
+                </m:r>
                 <m:r>
                   <m:rPr>
                     <m:sty m:val="p"/>
                   </m:rPr>
                   <m:t>+</m:t>
                 </m:r>
-                <m:d>
-                  <m:dPr>
-                    <m:begChr m:val="("/>
-                    <m:sepChr m:val=""/>
-                    <m:endChr m:val=")"/>
-                    <m:grow/>
-                  </m:dPr>
-                  <m:e>
-                    <m:r>
-                      <m:rPr>
-                        <m:sty m:val="p"/>
-                      </m:rPr>
-                      <m:t>−</m:t>
-                    </m:r>
-                    <m:r>
-                      <m:t>μ</m:t>
-                    </m:r>
-                    <m:r>
-                      <m:rPr>
-                        <m:sty m:val="b"/>
-                      </m:rPr>
-                      <m:t>i</m:t>
-                    </m:r>
-                    <m:r>
-                      <m:rPr>
-                        <m:sty m:val="p"/>
-                      </m:rPr>
-                      <m:t>+</m:t>
-                    </m:r>
-                    <m:r>
-                      <m:t>2</m:t>
-                    </m:r>
-                    <m:r>
-                      <m:t>μ</m:t>
-                    </m:r>
-                    <m:r>
-                      <m:rPr>
-                        <m:sty m:val="b"/>
-                      </m:rPr>
-                      <m:t>j</m:t>
-                    </m:r>
-                  </m:e>
-                </m:d>
+                <m:r>
+                  <m:t>3</m:t>
+                </m:r>
+                <m:r>
+                  <m:t>λ</m:t>
+                </m:r>
+                <m:r>
+                  <m:rPr>
+                    <m:sty m:val="b"/>
+                  </m:rPr>
+                  <m:t>j</m:t>
+                </m:r>
+                <m:r>
+                  <m:rPr>
+                    <m:sty m:val="p"/>
+                  </m:rPr>
+                  <m:t>)</m:t>
+                </m:r>
+                <m:r>
+                  <m:rPr>
+                    <m:sty m:val="p"/>
+                  </m:rPr>
+                  <m:t>+</m:t>
+                </m:r>
+                <m:r>
+                  <m:rPr>
+                    <m:sty m:val="p"/>
+                  </m:rPr>
+                  <m:t>(</m:t>
+                </m:r>
+                <m:r>
+                  <m:rPr>
+                    <m:sty m:val="p"/>
+                  </m:rPr>
+                  <m:t>−</m:t>
+                </m:r>
+                <m:r>
+                  <m:t>μ</m:t>
+                </m:r>
+                <m:r>
+                  <m:rPr>
+                    <m:sty m:val="b"/>
+                  </m:rPr>
+                  <m:t>i</m:t>
+                </m:r>
+                <m:r>
+                  <m:rPr>
+                    <m:sty m:val="p"/>
+                  </m:rPr>
+                  <m:t>+</m:t>
+                </m:r>
+                <m:r>
+                  <m:t>2</m:t>
+                </m:r>
+                <m:r>
+                  <m:t>μ</m:t>
+                </m:r>
+                <m:r>
+                  <m:rPr>
+                    <m:sty m:val="b"/>
+                  </m:rPr>
+                  <m:t>j</m:t>
+                </m:r>
+                <m:r>
+                  <m:rPr>
+                    <m:sty m:val="p"/>
+                  </m:rPr>
+                  <m:t>)</m:t>
+                </m:r>
               </m:oMath>
             </m:oMathPara>
           </w:p>
@@ -11323,30 +11375,32 @@
                       </m:r>
                     </m:e>
                     <m:e>
-                      <m:d>
-                        <m:dPr>
-                          <m:begChr m:val="("/>
-                          <m:sepChr m:val=""/>
-                          <m:endChr m:val=")"/>
-                          <m:grow/>
-                        </m:dPr>
-                        <m:e>
-                          <m:r>
-                            <m:rPr>
-                              <m:sty m:val="b"/>
-                            </m:rPr>
-                            <m:t>i</m:t>
-                          </m:r>
-                          <m:r>
-                            <m:rPr>
-                              <m:nor/>
-                              <m:sty m:val="p"/>
-                              <m:scr m:val="sans-serif"/>
-                            </m:rPr>
-                            <m:t> component</m:t>
-                          </m:r>
-                        </m:e>
-                      </m:d>
+                      <m:r>
+                        <m:rPr>
+                          <m:sty m:val="p"/>
+                        </m:rPr>
+                        <m:t>(</m:t>
+                      </m:r>
+                      <m:r>
+                        <m:rPr>
+                          <m:sty m:val="b"/>
+                        </m:rPr>
+                        <m:t>i</m:t>
+                      </m:r>
+                      <m:r>
+                        <m:rPr>
+                          <m:nor/>
+                          <m:scr m:val="sans-serif"/>
+                          <m:sty m:val="p"/>
+                        </m:rPr>
+                        <m:t> component</m:t>
+                      </m:r>
+                      <m:r>
+                        <m:rPr>
+                          <m:sty m:val="p"/>
+                        </m:rPr>
+                        <m:t>)</m:t>
+                      </m:r>
                     </m:e>
                   </m:mr>
                   <m:mr>
@@ -11382,30 +11436,32 @@
                       </m:r>
                     </m:e>
                     <m:e>
-                      <m:d>
-                        <m:dPr>
-                          <m:begChr m:val="("/>
-                          <m:sepChr m:val=""/>
-                          <m:endChr m:val=")"/>
-                          <m:grow/>
-                        </m:dPr>
-                        <m:e>
-                          <m:r>
-                            <m:rPr>
-                              <m:sty m:val="b"/>
-                            </m:rPr>
-                            <m:t>j</m:t>
-                          </m:r>
-                          <m:r>
-                            <m:rPr>
-                              <m:nor/>
-                              <m:sty m:val="p"/>
-                              <m:scr m:val="sans-serif"/>
-                            </m:rPr>
-                            <m:t> component</m:t>
-                          </m:r>
-                        </m:e>
-                      </m:d>
+                      <m:r>
+                        <m:rPr>
+                          <m:sty m:val="p"/>
+                        </m:rPr>
+                        <m:t>(</m:t>
+                      </m:r>
+                      <m:r>
+                        <m:rPr>
+                          <m:sty m:val="b"/>
+                        </m:rPr>
+                        <m:t>j</m:t>
+                      </m:r>
+                      <m:r>
+                        <m:rPr>
+                          <m:nor/>
+                          <m:scr m:val="sans-serif"/>
+                          <m:sty m:val="p"/>
+                        </m:rPr>
+                        <m:t> component</m:t>
+                      </m:r>
+                      <m:r>
+                        <m:rPr>
+                          <m:sty m:val="p"/>
+                        </m:rPr>
+                        <m:t>)</m:t>
+                      </m:r>
                     </m:e>
                   </m:mr>
                 </m:m>
@@ -11425,7 +11481,7 @@
             <w:r>
               <w:t xml:space="preserve"> </w:t>
             </w:r>
-            <w:hyperlink r:id="rId66">
+            <w:hyperlink r:id="rId55">
               <w:r>
                 <w:rPr>
                   <w:rStyle w:val="Hyperlink"/>
@@ -11558,9 +11614,9 @@
         </w:tc>
       </w:tr>
     </w:tbl>
-    <w:bookmarkEnd w:id="71"/>
-    <w:bookmarkEnd w:id="72"/>
-    <w:bookmarkStart w:id="73" w:name="quick-check-problems"/>
+    <w:bookmarkEnd w:id="60"/>
+    <w:bookmarkEnd w:id="61"/>
+    <w:bookmarkStart w:id="62" w:name="quick-check-problems"/>
     <w:p>
       <w:pPr>
         <w:pStyle w:val="Heading1"/>
@@ -12293,8 +12349,8 @@
         <w:t xml:space="preserve">is the only solution to this vector equation.</w:t>
       </w:r>
     </w:p>
-    <w:bookmarkEnd w:id="73"/>
-    <w:bookmarkStart w:id="78" w:name="further-reading"/>
+    <w:bookmarkEnd w:id="62"/>
+    <w:bookmarkStart w:id="67" w:name="further-reading"/>
     <w:p>
       <w:pPr>
         <w:pStyle w:val="Heading1"/>
@@ -12307,7 +12363,7 @@
       <w:pPr>
         <w:pStyle w:val="FirstParagraph"/>
       </w:pPr>
-      <w:hyperlink r:id="rId74">
+      <w:hyperlink r:id="rId63">
         <w:r>
           <w:rPr>
             <w:rStyle w:val="Hyperlink"/>
@@ -12326,7 +12382,7 @@
       <w:r>
         <w:t xml:space="preserve"> </w:t>
       </w:r>
-      <w:hyperlink r:id="rId75">
+      <w:hyperlink r:id="rId64">
         <w:r>
           <w:rPr>
             <w:rStyle w:val="Hyperlink"/>
@@ -12338,7 +12394,7 @@
         <w:t xml:space="preserve">.</w:t>
       </w:r>
     </w:p>
-    <w:bookmarkStart w:id="77" w:name="version-history-and-licensing"/>
+    <w:bookmarkStart w:id="66" w:name="version-history-and-licensing"/>
     <w:p>
       <w:pPr>
         <w:pStyle w:val="Heading2"/>
@@ -12371,7 +12427,7 @@
       <w:pPr>
         <w:pStyle w:val="FirstParagraph"/>
       </w:pPr>
-      <w:hyperlink r:id="rId76">
+      <w:hyperlink r:id="rId65">
         <w:r>
           <w:rPr>
             <w:rStyle w:val="Hyperlink"/>
@@ -12380,8 +12436,8 @@
         </w:r>
       </w:hyperlink>
     </w:p>
-    <w:bookmarkEnd w:id="77"/>
-    <w:bookmarkEnd w:id="78"/>
+    <w:bookmarkEnd w:id="66"/>
+    <w:bookmarkEnd w:id="67"/>
     <w:sectPr>
       <w:pgSz w:h="15840" w:w="12240"/>
       <w:pgMar w:bottom="1440" w:footer="720" w:gutter="0" w:header="720" w:left="1440" w:right="1440" w:top="1440"/>
